--- a/docs/manuals/dp/DP02-權限管理.docx
+++ b/docs/manuals/dp/DP02-權限管理.docx
@@ -7,6 +7,8 @@
         <w:spacing w:after="0"/>
         <w:jc w:val="center"/>
       </w:pPr>
+      <w:bookmarkStart w:id="0" w:name="_GoBack"/>
+      <w:bookmarkEnd w:id="0"/>
     </w:p>
     <w:p>
       <w:pPr>
@@ -155,7 +157,13 @@
         <w:rPr>
           <w:sz w:val="44"/>
         </w:rPr>
-        <w:t>DP02 權限管理</w:t>
+        <w:t xml:space="preserve">DP02 </w:t>
+      </w:r>
+      <w:r>
+        <w:rPr>
+          <w:sz w:val="44"/>
+        </w:rPr>
+        <w:t>權限管理</w:t>
       </w:r>
     </w:p>
     <w:p>
@@ -191,20 +199,26 @@
     <w:tbl>
       <w:tblPr>
         <w:tblStyle w:val="aff2"/>
-        <w:tblW w:type="auto" w:w="0"/>
+        <w:tblW w:w="0" w:type="auto"/>
         <w:jc w:val="center"/>
-        <w:tblLook w:firstColumn="1" w:firstRow="1" w:lastColumn="0" w:lastRow="0" w:noHBand="0" w:noVBand="1" w:val="04A0"/>
+        <w:tblLook w:val="04A0" w:firstRow="1" w:lastRow="0" w:firstColumn="1" w:lastColumn="0" w:noHBand="0" w:noVBand="1"/>
       </w:tblPr>
       <w:tblGrid>
-        <w:gridCol w:w="4680"/>
-        <w:gridCol w:w="4680"/>
+        <w:gridCol w:w="2160"/>
+        <w:gridCol w:w="3600"/>
       </w:tblGrid>
       <w:tr>
+        <w:trPr>
+          <w:jc w:val="center"/>
+        </w:trPr>
         <w:tc>
           <w:tcPr>
-            <w:tcW w:type="dxa" w:w="2160"/>
+            <w:tcW w:w="2160" w:type="dxa"/>
           </w:tcPr>
           <w:p>
+            <w:pPr>
+              <w:spacing w:before="60" w:after="60"/>
+            </w:pPr>
             <w:r>
               <w:t>版本</w:t>
             </w:r>
@@ -212,9 +226,12 @@
         </w:tc>
         <w:tc>
           <w:tcPr>
-            <w:tcW w:type="dxa" w:w="3600"/>
+            <w:tcW w:w="3600" w:type="dxa"/>
           </w:tcPr>
           <w:p>
+            <w:pPr>
+              <w:spacing w:before="60" w:after="60"/>
+            </w:pPr>
             <w:r>
               <w:t>1.0</w:t>
             </w:r>
@@ -222,11 +239,17 @@
         </w:tc>
       </w:tr>
       <w:tr>
+        <w:trPr>
+          <w:jc w:val="center"/>
+        </w:trPr>
         <w:tc>
           <w:tcPr>
-            <w:tcW w:type="dxa" w:w="2160"/>
+            <w:tcW w:w="2160" w:type="dxa"/>
           </w:tcPr>
           <w:p>
+            <w:pPr>
+              <w:spacing w:before="60" w:after="60"/>
+            </w:pPr>
             <w:r>
               <w:t>建立日期</w:t>
             </w:r>
@@ -234,21 +257,30 @@
         </w:tc>
         <w:tc>
           <w:tcPr>
-            <w:tcW w:type="dxa" w:w="3600"/>
+            <w:tcW w:w="3600" w:type="dxa"/>
           </w:tcPr>
           <w:p>
+            <w:pPr>
+              <w:spacing w:before="60" w:after="60"/>
+            </w:pPr>
             <w:r>
-              <w:t>2026/10/19</w:t>
+              <w:t>2026/10/20</w:t>
             </w:r>
           </w:p>
         </w:tc>
       </w:tr>
       <w:tr>
+        <w:trPr>
+          <w:jc w:val="center"/>
+        </w:trPr>
         <w:tc>
           <w:tcPr>
-            <w:tcW w:type="dxa" w:w="2160"/>
+            <w:tcW w:w="2160" w:type="dxa"/>
           </w:tcPr>
           <w:p>
+            <w:pPr>
+              <w:spacing w:before="60" w:after="60"/>
+            </w:pPr>
             <w:r>
               <w:t>更新日期</w:t>
             </w:r>
@@ -256,19 +288,27 @@
         </w:tc>
         <w:tc>
           <w:tcPr>
-            <w:tcW w:type="dxa" w:w="3600"/>
+            <w:tcW w:w="3600" w:type="dxa"/>
           </w:tcPr>
           <w:p>
-            <w:r/>
+            <w:pPr>
+              <w:spacing w:before="60" w:after="60"/>
+            </w:pPr>
           </w:p>
         </w:tc>
       </w:tr>
       <w:tr>
+        <w:trPr>
+          <w:jc w:val="center"/>
+        </w:trPr>
         <w:tc>
           <w:tcPr>
-            <w:tcW w:type="dxa" w:w="2160"/>
+            <w:tcW w:w="2160" w:type="dxa"/>
           </w:tcPr>
           <w:p>
+            <w:pPr>
+              <w:spacing w:before="60" w:after="60"/>
+            </w:pPr>
             <w:r>
               <w:t>作者</w:t>
             </w:r>
@@ -276,9 +316,12 @@
         </w:tc>
         <w:tc>
           <w:tcPr>
-            <w:tcW w:type="dxa" w:w="3600"/>
+            <w:tcW w:w="3600" w:type="dxa"/>
           </w:tcPr>
           <w:p>
+            <w:pPr>
+              <w:spacing w:before="60" w:after="60"/>
+            </w:pPr>
             <w:r>
               <w:t>朱可棠</w:t>
             </w:r>
@@ -289,31 +332,38 @@
     <w:p>
       <w:pPr>
         <w:pStyle w:val="Heading1NoTOC"/>
-        <w:pageBreakBefore/>
-      </w:pPr>
-      <w:r>
-        <w:t>文件制/修訂履歷</w:t>
+      </w:pPr>
+      <w:r>
+        <w:lastRenderedPageBreak/>
+        <w:t>文件制</w:t>
+      </w:r>
+      <w:r>
+        <w:t>/</w:t>
+      </w:r>
+      <w:r>
+        <w:t>修訂履歷</w:t>
       </w:r>
     </w:p>
     <w:tbl>
       <w:tblPr>
         <w:tblStyle w:val="aff2"/>
-        <w:tblW w:type="auto" w:w="0"/>
-        <w:tblLook w:firstColumn="1" w:firstRow="1" w:lastColumn="0" w:lastRow="0" w:noHBand="0" w:noVBand="1" w:val="04A0"/>
+        <w:tblW w:w="0" w:type="auto"/>
+        <w:tblLook w:val="04A0" w:firstRow="1" w:lastRow="0" w:firstColumn="1" w:lastColumn="0" w:noHBand="0" w:noVBand="1"/>
       </w:tblPr>
       <w:tblGrid>
-        <w:gridCol w:w="2340"/>
-        <w:gridCol w:w="2340"/>
-        <w:gridCol w:w="2340"/>
-        <w:gridCol w:w="2340"/>
+        <w:gridCol w:w="1151"/>
+        <w:gridCol w:w="1729"/>
+        <w:gridCol w:w="4320"/>
+        <w:gridCol w:w="2160"/>
       </w:tblGrid>
       <w:tr>
         <w:tc>
           <w:tcPr>
-            <w:tcW w:type="dxa" w:w="1151"/>
+            <w:tcW w:w="1151" w:type="dxa"/>
           </w:tcPr>
           <w:p>
             <w:pPr>
+              <w:spacing w:before="60" w:after="60"/>
               <w:jc w:val="center"/>
             </w:pPr>
             <w:r>
@@ -326,10 +376,11 @@
         </w:tc>
         <w:tc>
           <w:tcPr>
-            <w:tcW w:type="dxa" w:w="1729"/>
+            <w:tcW w:w="1729" w:type="dxa"/>
           </w:tcPr>
           <w:p>
             <w:pPr>
+              <w:spacing w:before="60" w:after="60"/>
               <w:jc w:val="center"/>
             </w:pPr>
             <w:r>
@@ -342,10 +393,11 @@
         </w:tc>
         <w:tc>
           <w:tcPr>
-            <w:tcW w:type="dxa" w:w="4320"/>
+            <w:tcW w:w="4320" w:type="dxa"/>
           </w:tcPr>
           <w:p>
             <w:pPr>
+              <w:spacing w:before="60" w:after="60"/>
               <w:jc w:val="center"/>
             </w:pPr>
             <w:r>
@@ -358,10 +410,11 @@
         </w:tc>
         <w:tc>
           <w:tcPr>
-            <w:tcW w:type="dxa" w:w="2160"/>
+            <w:tcW w:w="2160" w:type="dxa"/>
           </w:tcPr>
           <w:p>
             <w:pPr>
+              <w:spacing w:before="60" w:after="60"/>
               <w:jc w:val="center"/>
             </w:pPr>
             <w:r>
@@ -376,10 +429,11 @@
       <w:tr>
         <w:tc>
           <w:tcPr>
-            <w:tcW w:type="dxa" w:w="1151"/>
+            <w:tcW w:w="1151" w:type="dxa"/>
           </w:tcPr>
           <w:p>
             <w:pPr>
+              <w:spacing w:before="60" w:after="60"/>
               <w:jc w:val="center"/>
             </w:pPr>
             <w:r>
@@ -389,22 +443,26 @@
         </w:tc>
         <w:tc>
           <w:tcPr>
-            <w:tcW w:type="dxa" w:w="1729"/>
+            <w:tcW w:w="1729" w:type="dxa"/>
           </w:tcPr>
           <w:p>
             <w:pPr>
+              <w:spacing w:before="60" w:after="60"/>
               <w:jc w:val="center"/>
             </w:pPr>
             <w:r>
-              <w:t>2026/10/19</w:t>
+              <w:t>2026/10/20</w:t>
             </w:r>
           </w:p>
         </w:tc>
         <w:tc>
           <w:tcPr>
-            <w:tcW w:type="dxa" w:w="4320"/>
+            <w:tcW w:w="4320" w:type="dxa"/>
           </w:tcPr>
           <w:p>
+            <w:pPr>
+              <w:spacing w:before="60" w:after="60"/>
+            </w:pPr>
             <w:r>
               <w:t>初次發行</w:t>
             </w:r>
@@ -412,10 +470,11 @@
         </w:tc>
         <w:tc>
           <w:tcPr>
-            <w:tcW w:type="dxa" w:w="2160"/>
+            <w:tcW w:w="2160" w:type="dxa"/>
           </w:tcPr>
           <w:p>
             <w:pPr>
+              <w:spacing w:before="60" w:after="60"/>
               <w:jc w:val="center"/>
             </w:pPr>
             <w:r>
@@ -428,25 +487,905 @@
     <w:p>
       <w:pPr>
         <w:pStyle w:val="Heading1NoTOC"/>
-        <w:pageBreakBefore/>
-      </w:pPr>
-      <w:r>
+      </w:pPr>
+      <w:r>
+        <w:lastRenderedPageBreak/>
         <w:t>目錄</w:t>
       </w:r>
     </w:p>
     <w:p>
+      <w:pPr>
+        <w:pStyle w:val="14"/>
+        <w:tabs>
+          <w:tab w:val="right" w:leader="dot" w:pos="9350"/>
+        </w:tabs>
+        <w:rPr>
+          <w:rFonts w:asciiTheme="minorHAnsi" w:eastAsiaTheme="minorEastAsia" w:hAnsiTheme="minorHAnsi" w:cstheme="minorBidi"/>
+          <w:noProof/>
+          <w:color w:val="auto"/>
+          <w:kern w:val="2"/>
+          <w:szCs w:val="22"/>
+        </w:rPr>
+      </w:pPr>
       <w:r>
         <w:fldChar w:fldCharType="begin"/>
-        <w:instrText xml:space="preserve">TOC \o "1-2" \h \z \u</w:instrText>
+      </w:r>
+      <w:r>
+        <w:instrText>TOC \o "1-2" \h \z \u</w:instrText>
+      </w:r>
+      <w:r>
         <w:fldChar w:fldCharType="separate"/>
-        <w:t>目錄將於開啟文件時自動更新</w:t>
-        <w:fldChar w:fldCharType="end"/>
-      </w:r>
+      </w:r>
+      <w:hyperlink w:anchor="_Toc243386543" w:history="1">
+        <w:r>
+          <w:rPr>
+            <w:rStyle w:val="affb"/>
+            <w:rFonts w:hint="eastAsia"/>
+            <w:noProof/>
+          </w:rPr>
+          <w:t>壹、作業說明</w:t>
+        </w:r>
+        <w:r>
+          <w:rPr>
+            <w:noProof/>
+            <w:webHidden/>
+          </w:rPr>
+          <w:tab/>
+        </w:r>
+        <w:r>
+          <w:rPr>
+            <w:noProof/>
+            <w:webHidden/>
+          </w:rPr>
+          <w:fldChar w:fldCharType="begin"/>
+        </w:r>
+        <w:r>
+          <w:rPr>
+            <w:noProof/>
+            <w:webHidden/>
+          </w:rPr>
+          <w:instrText xml:space="preserve"> PAGEREF _Toc243386543 \h </w:instrText>
+        </w:r>
+        <w:r>
+          <w:rPr>
+            <w:noProof/>
+            <w:webHidden/>
+          </w:rPr>
+        </w:r>
+        <w:r>
+          <w:rPr>
+            <w:noProof/>
+            <w:webHidden/>
+          </w:rPr>
+          <w:fldChar w:fldCharType="separate"/>
+        </w:r>
+        <w:r>
+          <w:rPr>
+            <w:noProof/>
+            <w:webHidden/>
+          </w:rPr>
+          <w:t>1</w:t>
+        </w:r>
+        <w:r>
+          <w:rPr>
+            <w:noProof/>
+            <w:webHidden/>
+          </w:rPr>
+          <w:fldChar w:fldCharType="end"/>
+        </w:r>
+      </w:hyperlink>
     </w:p>
     <w:p>
       <w:pPr>
+        <w:pStyle w:val="2a"/>
+        <w:tabs>
+          <w:tab w:val="right" w:leader="dot" w:pos="9350"/>
+        </w:tabs>
+        <w:rPr>
+          <w:rFonts w:asciiTheme="minorHAnsi" w:eastAsiaTheme="minorEastAsia" w:hAnsiTheme="minorHAnsi" w:cstheme="minorBidi"/>
+          <w:noProof/>
+          <w:color w:val="auto"/>
+          <w:kern w:val="2"/>
+          <w:szCs w:val="22"/>
+        </w:rPr>
+      </w:pPr>
+      <w:hyperlink w:anchor="_Toc243386544" w:history="1">
+        <w:r>
+          <w:rPr>
+            <w:rStyle w:val="affb"/>
+            <w:rFonts w:hint="eastAsia"/>
+            <w:noProof/>
+          </w:rPr>
+          <w:t>一、使用情境</w:t>
+        </w:r>
+        <w:r>
+          <w:rPr>
+            <w:noProof/>
+            <w:webHidden/>
+          </w:rPr>
+          <w:tab/>
+        </w:r>
+        <w:r>
+          <w:rPr>
+            <w:noProof/>
+            <w:webHidden/>
+          </w:rPr>
+          <w:fldChar w:fldCharType="begin"/>
+        </w:r>
+        <w:r>
+          <w:rPr>
+            <w:noProof/>
+            <w:webHidden/>
+          </w:rPr>
+          <w:instrText xml:space="preserve"> PAGEREF _Toc243386544 \h </w:instrText>
+        </w:r>
+        <w:r>
+          <w:rPr>
+            <w:noProof/>
+            <w:webHidden/>
+          </w:rPr>
+        </w:r>
+        <w:r>
+          <w:rPr>
+            <w:noProof/>
+            <w:webHidden/>
+          </w:rPr>
+          <w:fldChar w:fldCharType="separate"/>
+        </w:r>
+        <w:r>
+          <w:rPr>
+            <w:noProof/>
+            <w:webHidden/>
+          </w:rPr>
+          <w:t>1</w:t>
+        </w:r>
+        <w:r>
+          <w:rPr>
+            <w:noProof/>
+            <w:webHidden/>
+          </w:rPr>
+          <w:fldChar w:fldCharType="end"/>
+        </w:r>
+      </w:hyperlink>
+    </w:p>
+    <w:p>
+      <w:pPr>
+        <w:pStyle w:val="2a"/>
+        <w:tabs>
+          <w:tab w:val="right" w:leader="dot" w:pos="9350"/>
+        </w:tabs>
+        <w:rPr>
+          <w:rFonts w:asciiTheme="minorHAnsi" w:eastAsiaTheme="minorEastAsia" w:hAnsiTheme="minorHAnsi" w:cstheme="minorBidi"/>
+          <w:noProof/>
+          <w:color w:val="auto"/>
+          <w:kern w:val="2"/>
+          <w:szCs w:val="22"/>
+        </w:rPr>
+      </w:pPr>
+      <w:hyperlink w:anchor="_Toc243386545" w:history="1">
+        <w:r>
+          <w:rPr>
+            <w:rStyle w:val="affb"/>
+            <w:rFonts w:hint="eastAsia"/>
+            <w:noProof/>
+          </w:rPr>
+          <w:t>二、進入路徑</w:t>
+        </w:r>
+        <w:r>
+          <w:rPr>
+            <w:noProof/>
+            <w:webHidden/>
+          </w:rPr>
+          <w:tab/>
+        </w:r>
+        <w:r>
+          <w:rPr>
+            <w:noProof/>
+            <w:webHidden/>
+          </w:rPr>
+          <w:fldChar w:fldCharType="begin"/>
+        </w:r>
+        <w:r>
+          <w:rPr>
+            <w:noProof/>
+            <w:webHidden/>
+          </w:rPr>
+          <w:instrText xml:space="preserve"> PAGEREF _Toc243386545 \h </w:instrText>
+        </w:r>
+        <w:r>
+          <w:rPr>
+            <w:noProof/>
+            <w:webHidden/>
+          </w:rPr>
+        </w:r>
+        <w:r>
+          <w:rPr>
+            <w:noProof/>
+            <w:webHidden/>
+          </w:rPr>
+          <w:fldChar w:fldCharType="separate"/>
+        </w:r>
+        <w:r>
+          <w:rPr>
+            <w:noProof/>
+            <w:webHidden/>
+          </w:rPr>
+          <w:t>1</w:t>
+        </w:r>
+        <w:r>
+          <w:rPr>
+            <w:noProof/>
+            <w:webHidden/>
+          </w:rPr>
+          <w:fldChar w:fldCharType="end"/>
+        </w:r>
+      </w:hyperlink>
+    </w:p>
+    <w:p>
+      <w:pPr>
+        <w:pStyle w:val="14"/>
+        <w:tabs>
+          <w:tab w:val="right" w:leader="dot" w:pos="9350"/>
+        </w:tabs>
+        <w:rPr>
+          <w:rFonts w:asciiTheme="minorHAnsi" w:eastAsiaTheme="minorEastAsia" w:hAnsiTheme="minorHAnsi" w:cstheme="minorBidi"/>
+          <w:noProof/>
+          <w:color w:val="auto"/>
+          <w:kern w:val="2"/>
+          <w:szCs w:val="22"/>
+        </w:rPr>
+      </w:pPr>
+      <w:hyperlink w:anchor="_Toc243386546" w:history="1">
+        <w:r>
+          <w:rPr>
+            <w:rStyle w:val="affb"/>
+            <w:rFonts w:hint="eastAsia"/>
+            <w:noProof/>
+          </w:rPr>
+          <w:t>貳、操作說明</w:t>
+        </w:r>
+        <w:r>
+          <w:rPr>
+            <w:noProof/>
+            <w:webHidden/>
+          </w:rPr>
+          <w:tab/>
+        </w:r>
+        <w:r>
+          <w:rPr>
+            <w:noProof/>
+            <w:webHidden/>
+          </w:rPr>
+          <w:fldChar w:fldCharType="begin"/>
+        </w:r>
+        <w:r>
+          <w:rPr>
+            <w:noProof/>
+            <w:webHidden/>
+          </w:rPr>
+          <w:instrText xml:space="preserve"> PAGEREF _Toc243386546 \h </w:instrText>
+        </w:r>
+        <w:r>
+          <w:rPr>
+            <w:noProof/>
+            <w:webHidden/>
+          </w:rPr>
+        </w:r>
+        <w:r>
+          <w:rPr>
+            <w:noProof/>
+            <w:webHidden/>
+          </w:rPr>
+          <w:fldChar w:fldCharType="separate"/>
+        </w:r>
+        <w:r>
+          <w:rPr>
+            <w:noProof/>
+            <w:webHidden/>
+          </w:rPr>
+          <w:t>2</w:t>
+        </w:r>
+        <w:r>
+          <w:rPr>
+            <w:noProof/>
+            <w:webHidden/>
+          </w:rPr>
+          <w:fldChar w:fldCharType="end"/>
+        </w:r>
+      </w:hyperlink>
+    </w:p>
+    <w:p>
+      <w:pPr>
+        <w:pStyle w:val="2a"/>
+        <w:tabs>
+          <w:tab w:val="right" w:leader="dot" w:pos="9350"/>
+        </w:tabs>
+        <w:rPr>
+          <w:rFonts w:asciiTheme="minorHAnsi" w:eastAsiaTheme="minorEastAsia" w:hAnsiTheme="minorHAnsi" w:cstheme="minorBidi"/>
+          <w:noProof/>
+          <w:color w:val="auto"/>
+          <w:kern w:val="2"/>
+          <w:szCs w:val="22"/>
+        </w:rPr>
+      </w:pPr>
+      <w:hyperlink w:anchor="_Toc243386547" w:history="1">
+        <w:r>
+          <w:rPr>
+            <w:rStyle w:val="affb"/>
+            <w:rFonts w:hint="eastAsia"/>
+            <w:noProof/>
+          </w:rPr>
+          <w:t>一、畫面與前置設定</w:t>
+        </w:r>
+        <w:r>
+          <w:rPr>
+            <w:noProof/>
+            <w:webHidden/>
+          </w:rPr>
+          <w:tab/>
+        </w:r>
+        <w:r>
+          <w:rPr>
+            <w:noProof/>
+            <w:webHidden/>
+          </w:rPr>
+          <w:fldChar w:fldCharType="begin"/>
+        </w:r>
+        <w:r>
+          <w:rPr>
+            <w:noProof/>
+            <w:webHidden/>
+          </w:rPr>
+          <w:instrText xml:space="preserve"> PAGEREF _Toc243386547 \h </w:instrText>
+        </w:r>
+        <w:r>
+          <w:rPr>
+            <w:noProof/>
+            <w:webHidden/>
+          </w:rPr>
+        </w:r>
+        <w:r>
+          <w:rPr>
+            <w:noProof/>
+            <w:webHidden/>
+          </w:rPr>
+          <w:fldChar w:fldCharType="separate"/>
+        </w:r>
+        <w:r>
+          <w:rPr>
+            <w:noProof/>
+            <w:webHidden/>
+          </w:rPr>
+          <w:t>2</w:t>
+        </w:r>
+        <w:r>
+          <w:rPr>
+            <w:noProof/>
+            <w:webHidden/>
+          </w:rPr>
+          <w:fldChar w:fldCharType="end"/>
+        </w:r>
+      </w:hyperlink>
+    </w:p>
+    <w:p>
+      <w:pPr>
+        <w:pStyle w:val="2a"/>
+        <w:tabs>
+          <w:tab w:val="right" w:leader="dot" w:pos="9350"/>
+        </w:tabs>
+        <w:rPr>
+          <w:rFonts w:asciiTheme="minorHAnsi" w:eastAsiaTheme="minorEastAsia" w:hAnsiTheme="minorHAnsi" w:cstheme="minorBidi"/>
+          <w:noProof/>
+          <w:color w:val="auto"/>
+          <w:kern w:val="2"/>
+          <w:szCs w:val="22"/>
+        </w:rPr>
+      </w:pPr>
+      <w:hyperlink w:anchor="_Toc243386548" w:history="1">
+        <w:r>
+          <w:rPr>
+            <w:rStyle w:val="affb"/>
+            <w:rFonts w:hint="eastAsia"/>
+            <w:noProof/>
+          </w:rPr>
+          <w:t>二、指派角色</w:t>
+        </w:r>
+        <w:r>
+          <w:rPr>
+            <w:noProof/>
+            <w:webHidden/>
+          </w:rPr>
+          <w:tab/>
+        </w:r>
+        <w:r>
+          <w:rPr>
+            <w:noProof/>
+            <w:webHidden/>
+          </w:rPr>
+          <w:fldChar w:fldCharType="begin"/>
+        </w:r>
+        <w:r>
+          <w:rPr>
+            <w:noProof/>
+            <w:webHidden/>
+          </w:rPr>
+          <w:instrText xml:space="preserve"> PAGEREF _Toc243386548 \h </w:instrText>
+        </w:r>
+        <w:r>
+          <w:rPr>
+            <w:noProof/>
+            <w:webHidden/>
+          </w:rPr>
+        </w:r>
+        <w:r>
+          <w:rPr>
+            <w:noProof/>
+            <w:webHidden/>
+          </w:rPr>
+          <w:fldChar w:fldCharType="separate"/>
+        </w:r>
+        <w:r>
+          <w:rPr>
+            <w:noProof/>
+            <w:webHidden/>
+          </w:rPr>
+          <w:t>3</w:t>
+        </w:r>
+        <w:r>
+          <w:rPr>
+            <w:noProof/>
+            <w:webHidden/>
+          </w:rPr>
+          <w:fldChar w:fldCharType="end"/>
+        </w:r>
+      </w:hyperlink>
+    </w:p>
+    <w:p>
+      <w:pPr>
+        <w:pStyle w:val="2a"/>
+        <w:tabs>
+          <w:tab w:val="right" w:leader="dot" w:pos="9350"/>
+        </w:tabs>
+        <w:rPr>
+          <w:rFonts w:asciiTheme="minorHAnsi" w:eastAsiaTheme="minorEastAsia" w:hAnsiTheme="minorHAnsi" w:cstheme="minorBidi"/>
+          <w:noProof/>
+          <w:color w:val="auto"/>
+          <w:kern w:val="2"/>
+          <w:szCs w:val="22"/>
+        </w:rPr>
+      </w:pPr>
+      <w:hyperlink w:anchor="_Toc243386549" w:history="1">
+        <w:r>
+          <w:rPr>
+            <w:rStyle w:val="affb"/>
+            <w:rFonts w:hint="eastAsia"/>
+            <w:noProof/>
+          </w:rPr>
+          <w:t>三、設定可見對象（文件管理）</w:t>
+        </w:r>
+        <w:r>
+          <w:rPr>
+            <w:noProof/>
+            <w:webHidden/>
+          </w:rPr>
+          <w:tab/>
+        </w:r>
+        <w:r>
+          <w:rPr>
+            <w:noProof/>
+            <w:webHidden/>
+          </w:rPr>
+          <w:fldChar w:fldCharType="begin"/>
+        </w:r>
+        <w:r>
+          <w:rPr>
+            <w:noProof/>
+            <w:webHidden/>
+          </w:rPr>
+          <w:instrText xml:space="preserve"> PAGEREF _Toc243386549 \h </w:instrText>
+        </w:r>
+        <w:r>
+          <w:rPr>
+            <w:noProof/>
+            <w:webHidden/>
+          </w:rPr>
+        </w:r>
+        <w:r>
+          <w:rPr>
+            <w:noProof/>
+            <w:webHidden/>
+          </w:rPr>
+          <w:fldChar w:fldCharType="separate"/>
+        </w:r>
+        <w:r>
+          <w:rPr>
+            <w:noProof/>
+            <w:webHidden/>
+          </w:rPr>
+          <w:t>3</w:t>
+        </w:r>
+        <w:r>
+          <w:rPr>
+            <w:noProof/>
+            <w:webHidden/>
+          </w:rPr>
+          <w:fldChar w:fldCharType="end"/>
+        </w:r>
+      </w:hyperlink>
+    </w:p>
+    <w:p>
+      <w:pPr>
+        <w:pStyle w:val="2a"/>
+        <w:tabs>
+          <w:tab w:val="right" w:leader="dot" w:pos="9350"/>
+        </w:tabs>
+        <w:rPr>
+          <w:rFonts w:asciiTheme="minorHAnsi" w:eastAsiaTheme="minorEastAsia" w:hAnsiTheme="minorHAnsi" w:cstheme="minorBidi"/>
+          <w:noProof/>
+          <w:color w:val="auto"/>
+          <w:kern w:val="2"/>
+          <w:szCs w:val="22"/>
+        </w:rPr>
+      </w:pPr>
+      <w:hyperlink w:anchor="_Toc243386550" w:history="1">
+        <w:r>
+          <w:rPr>
+            <w:rStyle w:val="affb"/>
+            <w:rFonts w:hint="eastAsia"/>
+            <w:noProof/>
+          </w:rPr>
+          <w:t>四、設定受訓對象（教育訓練）</w:t>
+        </w:r>
+        <w:r>
+          <w:rPr>
+            <w:noProof/>
+            <w:webHidden/>
+          </w:rPr>
+          <w:tab/>
+        </w:r>
+        <w:r>
+          <w:rPr>
+            <w:noProof/>
+            <w:webHidden/>
+          </w:rPr>
+          <w:fldChar w:fldCharType="begin"/>
+        </w:r>
+        <w:r>
+          <w:rPr>
+            <w:noProof/>
+            <w:webHidden/>
+          </w:rPr>
+          <w:instrText xml:space="preserve"> PAGEREF _Toc243386550 \h </w:instrText>
+        </w:r>
+        <w:r>
+          <w:rPr>
+            <w:noProof/>
+            <w:webHidden/>
+          </w:rPr>
+        </w:r>
+        <w:r>
+          <w:rPr>
+            <w:noProof/>
+            <w:webHidden/>
+          </w:rPr>
+          <w:fldChar w:fldCharType="separate"/>
+        </w:r>
+        <w:r>
+          <w:rPr>
+            <w:noProof/>
+            <w:webHidden/>
+          </w:rPr>
+          <w:t>4</w:t>
+        </w:r>
+        <w:r>
+          <w:rPr>
+            <w:noProof/>
+            <w:webHidden/>
+          </w:rPr>
+          <w:fldChar w:fldCharType="end"/>
+        </w:r>
+      </w:hyperlink>
+    </w:p>
+    <w:p>
+      <w:pPr>
+        <w:pStyle w:val="14"/>
+        <w:tabs>
+          <w:tab w:val="right" w:leader="dot" w:pos="9350"/>
+        </w:tabs>
+        <w:rPr>
+          <w:rFonts w:asciiTheme="minorHAnsi" w:eastAsiaTheme="minorEastAsia" w:hAnsiTheme="minorHAnsi" w:cstheme="minorBidi"/>
+          <w:noProof/>
+          <w:color w:val="auto"/>
+          <w:kern w:val="2"/>
+          <w:szCs w:val="22"/>
+        </w:rPr>
+      </w:pPr>
+      <w:hyperlink w:anchor="_Toc243386551" w:history="1">
+        <w:r>
+          <w:rPr>
+            <w:rStyle w:val="affb"/>
+            <w:rFonts w:hint="eastAsia"/>
+            <w:noProof/>
+          </w:rPr>
+          <w:t>參、常見訊息與處置</w:t>
+        </w:r>
+        <w:r>
+          <w:rPr>
+            <w:noProof/>
+            <w:webHidden/>
+          </w:rPr>
+          <w:tab/>
+        </w:r>
+        <w:r>
+          <w:rPr>
+            <w:noProof/>
+            <w:webHidden/>
+          </w:rPr>
+          <w:fldChar w:fldCharType="begin"/>
+        </w:r>
+        <w:r>
+          <w:rPr>
+            <w:noProof/>
+            <w:webHidden/>
+          </w:rPr>
+          <w:instrText xml:space="preserve"> PAGEREF _Toc243386551 \h </w:instrText>
+        </w:r>
+        <w:r>
+          <w:rPr>
+            <w:noProof/>
+            <w:webHidden/>
+          </w:rPr>
+        </w:r>
+        <w:r>
+          <w:rPr>
+            <w:noProof/>
+            <w:webHidden/>
+          </w:rPr>
+          <w:fldChar w:fldCharType="separate"/>
+        </w:r>
+        <w:r>
+          <w:rPr>
+            <w:noProof/>
+            <w:webHidden/>
+          </w:rPr>
+          <w:t>6</w:t>
+        </w:r>
+        <w:r>
+          <w:rPr>
+            <w:noProof/>
+            <w:webHidden/>
+          </w:rPr>
+          <w:fldChar w:fldCharType="end"/>
+        </w:r>
+      </w:hyperlink>
+    </w:p>
+    <w:p>
+      <w:pPr>
+        <w:pStyle w:val="2a"/>
+        <w:tabs>
+          <w:tab w:val="right" w:leader="dot" w:pos="9350"/>
+        </w:tabs>
+        <w:rPr>
+          <w:rFonts w:asciiTheme="minorHAnsi" w:eastAsiaTheme="minorEastAsia" w:hAnsiTheme="minorHAnsi" w:cstheme="minorBidi"/>
+          <w:noProof/>
+          <w:color w:val="auto"/>
+          <w:kern w:val="2"/>
+          <w:szCs w:val="22"/>
+        </w:rPr>
+      </w:pPr>
+      <w:hyperlink w:anchor="_Toc243386552" w:history="1">
+        <w:r>
+          <w:rPr>
+            <w:rStyle w:val="affb"/>
+            <w:rFonts w:hint="eastAsia"/>
+            <w:noProof/>
+          </w:rPr>
+          <w:t>一、被擋下（動作沒有完成）</w:t>
+        </w:r>
+        <w:r>
+          <w:rPr>
+            <w:noProof/>
+            <w:webHidden/>
+          </w:rPr>
+          <w:tab/>
+        </w:r>
+        <w:r>
+          <w:rPr>
+            <w:noProof/>
+            <w:webHidden/>
+          </w:rPr>
+          <w:fldChar w:fldCharType="begin"/>
+        </w:r>
+        <w:r>
+          <w:rPr>
+            <w:noProof/>
+            <w:webHidden/>
+          </w:rPr>
+          <w:instrText xml:space="preserve"> PAGEREF _Toc243386552 \h </w:instrText>
+        </w:r>
+        <w:r>
+          <w:rPr>
+            <w:noProof/>
+            <w:webHidden/>
+          </w:rPr>
+        </w:r>
+        <w:r>
+          <w:rPr>
+            <w:noProof/>
+            <w:webHidden/>
+          </w:rPr>
+          <w:fldChar w:fldCharType="separate"/>
+        </w:r>
+        <w:r>
+          <w:rPr>
+            <w:noProof/>
+            <w:webHidden/>
+          </w:rPr>
+          <w:t>6</w:t>
+        </w:r>
+        <w:r>
+          <w:rPr>
+            <w:noProof/>
+            <w:webHidden/>
+          </w:rPr>
+          <w:fldChar w:fldCharType="end"/>
+        </w:r>
+      </w:hyperlink>
+    </w:p>
+    <w:p>
+      <w:pPr>
+        <w:pStyle w:val="2a"/>
+        <w:tabs>
+          <w:tab w:val="right" w:leader="dot" w:pos="9350"/>
+        </w:tabs>
+        <w:rPr>
+          <w:rFonts w:asciiTheme="minorHAnsi" w:eastAsiaTheme="minorEastAsia" w:hAnsiTheme="minorHAnsi" w:cstheme="minorBidi"/>
+          <w:noProof/>
+          <w:color w:val="auto"/>
+          <w:kern w:val="2"/>
+          <w:szCs w:val="22"/>
+        </w:rPr>
+      </w:pPr>
+      <w:hyperlink w:anchor="_Toc243386553" w:history="1">
+        <w:r>
+          <w:rPr>
+            <w:rStyle w:val="affb"/>
+            <w:rFonts w:hint="eastAsia"/>
+            <w:noProof/>
+          </w:rPr>
+          <w:t>二、送出後的結果訊息</w:t>
+        </w:r>
+        <w:r>
+          <w:rPr>
+            <w:noProof/>
+            <w:webHidden/>
+          </w:rPr>
+          <w:tab/>
+        </w:r>
+        <w:r>
+          <w:rPr>
+            <w:noProof/>
+            <w:webHidden/>
+          </w:rPr>
+          <w:fldChar w:fldCharType="begin"/>
+        </w:r>
+        <w:r>
+          <w:rPr>
+            <w:noProof/>
+            <w:webHidden/>
+          </w:rPr>
+          <w:instrText xml:space="preserve"> PAGEREF _Toc243386553 \h </w:instrText>
+        </w:r>
+        <w:r>
+          <w:rPr>
+            <w:noProof/>
+            <w:webHidden/>
+          </w:rPr>
+        </w:r>
+        <w:r>
+          <w:rPr>
+            <w:noProof/>
+            <w:webHidden/>
+          </w:rPr>
+          <w:fldChar w:fldCharType="separate"/>
+        </w:r>
+        <w:r>
+          <w:rPr>
+            <w:noProof/>
+            <w:webHidden/>
+          </w:rPr>
+          <w:t>6</w:t>
+        </w:r>
+        <w:r>
+          <w:rPr>
+            <w:noProof/>
+            <w:webHidden/>
+          </w:rPr>
+          <w:fldChar w:fldCharType="end"/>
+        </w:r>
+      </w:hyperlink>
+    </w:p>
+    <w:p>
+      <w:pPr>
+        <w:pStyle w:val="2a"/>
+        <w:tabs>
+          <w:tab w:val="right" w:leader="dot" w:pos="9350"/>
+        </w:tabs>
+        <w:rPr>
+          <w:rFonts w:asciiTheme="minorHAnsi" w:eastAsiaTheme="minorEastAsia" w:hAnsiTheme="minorHAnsi" w:cstheme="minorBidi"/>
+          <w:noProof/>
+          <w:color w:val="auto"/>
+          <w:kern w:val="2"/>
+          <w:szCs w:val="22"/>
+        </w:rPr>
+      </w:pPr>
+      <w:hyperlink w:anchor="_Toc243386554" w:history="1">
+        <w:r>
+          <w:rPr>
+            <w:rStyle w:val="affb"/>
+            <w:rFonts w:hint="eastAsia"/>
+            <w:noProof/>
+          </w:rPr>
+          <w:t>三、其他情況</w:t>
+        </w:r>
+        <w:r>
+          <w:rPr>
+            <w:noProof/>
+            <w:webHidden/>
+          </w:rPr>
+          <w:tab/>
+        </w:r>
+        <w:r>
+          <w:rPr>
+            <w:noProof/>
+            <w:webHidden/>
+          </w:rPr>
+          <w:fldChar w:fldCharType="begin"/>
+        </w:r>
+        <w:r>
+          <w:rPr>
+            <w:noProof/>
+            <w:webHidden/>
+          </w:rPr>
+          <w:instrText xml:space="preserve"> PAGEREF _Toc243386554 \h </w:instrText>
+        </w:r>
+        <w:r>
+          <w:rPr>
+            <w:noProof/>
+            <w:webHidden/>
+          </w:rPr>
+        </w:r>
+        <w:r>
+          <w:rPr>
+            <w:noProof/>
+            <w:webHidden/>
+          </w:rPr>
+          <w:fldChar w:fldCharType="separate"/>
+        </w:r>
+        <w:r>
+          <w:rPr>
+            <w:noProof/>
+            <w:webHidden/>
+          </w:rPr>
+          <w:t>6</w:t>
+        </w:r>
+        <w:r>
+          <w:rPr>
+            <w:noProof/>
+            <w:webHidden/>
+          </w:rPr>
+          <w:fldChar w:fldCharType="end"/>
+        </w:r>
+      </w:hyperlink>
+    </w:p>
+    <w:p>
+      <w:r>
+        <w:fldChar w:fldCharType="end"/>
+      </w:r>
+    </w:p>
+    <w:p>
+      <w:pPr>
         <w:sectPr>
-          <w:footerReference w:type="default" r:id="rId8"/>
           <w:pgSz w:w="12240" w:h="15840"/>
           <w:pgMar w:top="1440" w:right="1440" w:bottom="1440" w:left="1440" w:header="720" w:footer="720" w:gutter="0"/>
           <w:cols w:space="720"/>
@@ -458,17 +1397,22 @@
       <w:pPr>
         <w:pStyle w:val="1"/>
       </w:pPr>
-      <w:r>
+      <w:bookmarkStart w:id="1" w:name="_Toc243386543"/>
+      <w:r>
+        <w:lastRenderedPageBreak/>
         <w:t>壹、作業說明</w:t>
       </w:r>
+      <w:bookmarkEnd w:id="1"/>
     </w:p>
     <w:p>
       <w:pPr>
         <w:pStyle w:val="2"/>
       </w:pPr>
+      <w:bookmarkStart w:id="2" w:name="_Toc243386544"/>
       <w:r>
         <w:t>一、使用情境</w:t>
       </w:r>
+      <w:bookmarkEnd w:id="2"/>
     </w:p>
     <w:p>
       <w:pPr>
@@ -501,11 +1445,27 @@
         <w:t>只會出現具管理者身分的模組</w:t>
       </w:r>
       <w:r>
-        <w:t>——教育訓練的管理者看得到「教育訓練（ET）」分頁、文件管理的管理者看得到「文件管理（DM）」分頁，兩者兼具者兩個分頁都看得到。各模組的角色與授權，由該模組的管理者於自己的分頁維護。</w:t>
+        <w:t>——</w:t>
+      </w:r>
+      <w:r>
+        <w:t>教育訓練的管理者看得到「教育訓練（</w:t>
+      </w:r>
+      <w:r>
+        <w:t>ET</w:t>
+      </w:r>
+      <w:r>
+        <w:t>）」分頁、文件管理的管理者看得到「文件管理（</w:t>
+      </w:r>
+      <w:r>
+        <w:t>DM</w:t>
+      </w:r>
+      <w:r>
+        <w:t>）」分頁，兩者兼具者兩個分頁都看得到。各模組的角色與授權，由該模組的管理者於自己的分頁維護。</w:t>
       </w:r>
     </w:p>
     <w:p>
       <w:pPr>
+        <w:keepNext/>
         <w:ind w:firstLine="482"/>
       </w:pPr>
       <w:r>
@@ -515,27 +1475,24 @@
     <w:tbl>
       <w:tblPr>
         <w:tblStyle w:val="aff2"/>
-        <w:tblW w:type="auto" w:w="0"/>
+        <w:tblW w:w="0" w:type="auto"/>
         <w:tblLayout w:type="fixed"/>
-        <w:tblLook w:firstColumn="1" w:firstRow="1" w:lastColumn="0" w:lastRow="0" w:noHBand="0" w:noVBand="1" w:val="04A0"/>
-        <w:tblLayout w:type="fixed"/>
+        <w:tblLook w:val="04A0" w:firstRow="1" w:lastRow="0" w:firstColumn="1" w:lastColumn="0" w:noHBand="0" w:noVBand="1"/>
       </w:tblPr>
       <w:tblGrid>
-        <w:gridCol w:w="3120"/>
-        <w:gridCol w:w="3120"/>
-        <w:gridCol w:w="3120"/>
+        <w:gridCol w:w="1868"/>
+        <w:gridCol w:w="5292"/>
+        <w:gridCol w:w="2200"/>
       </w:tblGrid>
       <w:tr>
         <w:tc>
           <w:tcPr>
-            <w:tcW w:type="dxa" w:w="1868"/>
+            <w:tcW w:w="1868" w:type="dxa"/>
           </w:tcPr>
           <w:p>
-            <w:r>
-              <w:rPr>
-                <w:b/>
-              </w:rPr>
-            </w:r>
+            <w:pPr>
+              <w:spacing w:before="60" w:after="60"/>
+            </w:pPr>
             <w:r>
               <w:rPr>
                 <w:b/>
@@ -546,14 +1503,12 @@
         </w:tc>
         <w:tc>
           <w:tcPr>
-            <w:tcW w:type="dxa" w:w="5292"/>
+            <w:tcW w:w="5292" w:type="dxa"/>
           </w:tcPr>
           <w:p>
-            <w:r>
-              <w:rPr>
-                <w:b/>
-              </w:rPr>
-            </w:r>
+            <w:pPr>
+              <w:spacing w:before="60" w:after="60"/>
+            </w:pPr>
             <w:r>
               <w:rPr>
                 <w:b/>
@@ -564,14 +1519,12 @@
         </w:tc>
         <w:tc>
           <w:tcPr>
-            <w:tcW w:type="dxa" w:w="2200"/>
+            <w:tcW w:w="2200" w:type="dxa"/>
           </w:tcPr>
           <w:p>
-            <w:r>
-              <w:rPr>
-                <w:b/>
-              </w:rPr>
-            </w:r>
+            <w:pPr>
+              <w:spacing w:before="60" w:after="60"/>
+            </w:pPr>
             <w:r>
               <w:rPr>
                 <w:b/>
@@ -584,10 +1537,12 @@
       <w:tr>
         <w:tc>
           <w:tcPr>
-            <w:tcW w:type="dxa" w:w="1868"/>
+            <w:tcW w:w="1868" w:type="dxa"/>
           </w:tcPr>
           <w:p>
-            <w:r/>
+            <w:pPr>
+              <w:spacing w:before="60" w:after="60"/>
+            </w:pPr>
             <w:r>
               <w:t>教育訓練</w:t>
             </w:r>
@@ -595,10 +1550,12 @@
         </w:tc>
         <w:tc>
           <w:tcPr>
-            <w:tcW w:type="dxa" w:w="5292"/>
+            <w:tcW w:w="5292" w:type="dxa"/>
           </w:tcPr>
           <w:p>
-            <w:r/>
+            <w:pPr>
+              <w:spacing w:before="60" w:after="60"/>
+            </w:pPr>
             <w:r>
               <w:t>管理者、教師、學員</w:t>
             </w:r>
@@ -606,10 +1563,12 @@
         </w:tc>
         <w:tc>
           <w:tcPr>
-            <w:tcW w:type="dxa" w:w="2200"/>
+            <w:tcW w:w="2200" w:type="dxa"/>
           </w:tcPr>
           <w:p>
-            <w:r/>
+            <w:pPr>
+              <w:spacing w:before="60" w:after="60"/>
+            </w:pPr>
             <w:r>
               <w:t>受訓對象</w:t>
             </w:r>
@@ -619,10 +1578,12 @@
       <w:tr>
         <w:tc>
           <w:tcPr>
-            <w:tcW w:type="dxa" w:w="1868"/>
+            <w:tcW w:w="1868" w:type="dxa"/>
           </w:tcPr>
           <w:p>
-            <w:r/>
+            <w:pPr>
+              <w:spacing w:before="60" w:after="60"/>
+            </w:pPr>
             <w:r>
               <w:t>文件管理</w:t>
             </w:r>
@@ -630,10 +1591,12 @@
         </w:tc>
         <w:tc>
           <w:tcPr>
-            <w:tcW w:type="dxa" w:w="5292"/>
+            <w:tcW w:w="5292" w:type="dxa"/>
           </w:tcPr>
           <w:p>
-            <w:r/>
+            <w:pPr>
+              <w:spacing w:before="60" w:after="60"/>
+            </w:pPr>
             <w:r>
               <w:t>管理者、編輯者、審核者、閱覽者</w:t>
             </w:r>
@@ -641,10 +1604,12 @@
         </w:tc>
         <w:tc>
           <w:tcPr>
-            <w:tcW w:type="dxa" w:w="2200"/>
+            <w:tcW w:w="2200" w:type="dxa"/>
           </w:tcPr>
           <w:p>
-            <w:r/>
+            <w:pPr>
+              <w:spacing w:before="60" w:after="60"/>
+            </w:pPr>
             <w:r>
               <w:t>可見對象</w:t>
             </w:r>
@@ -663,7 +1628,19 @@
         <w:rPr>
           <w:b/>
         </w:rPr>
-        <w:t>單位 + 職位</w:t>
+        <w:t>單位</w:t>
+      </w:r>
+      <w:r>
+        <w:rPr>
+          <w:b/>
+        </w:rPr>
+        <w:t xml:space="preserve"> + </w:t>
+      </w:r>
+      <w:r>
+        <w:rPr>
+          <w:b/>
+        </w:rPr>
+        <w:t>職位</w:t>
       </w:r>
       <w:r>
         <w:t>」配對，差別在決定的事情：可見對象決定此人看得到哪些文件，受訓對象決定此人會被帶入哪些課程。</w:t>
@@ -689,7 +1666,7 @@
     <w:p>
       <w:pPr>
         <w:spacing w:before="80" w:after="80"/>
-        <w:ind w:left="283" w:firstLine="0"/>
+        <w:ind w:left="283"/>
       </w:pPr>
       <w:r>
         <w:t>重要：教育訓練的「學員」角色在</w:t>
@@ -701,7 +1678,19 @@
         <w:t>帳號啟用當下由系統自動授予</w:t>
       </w:r>
       <w:r>
-        <w:t>（見 DP01 使用者管理），不需在此勾選。其餘角色一律由本作業開通——這是教育訓練教師、文件管理四種角色的</w:t>
+        <w:t>（見</w:t>
+      </w:r>
+      <w:r>
+        <w:t xml:space="preserve"> DP01 </w:t>
+      </w:r>
+      <w:r>
+        <w:t>使用者管理），不需在此勾選。其餘角色一律由本作業開通</w:t>
+      </w:r>
+      <w:r>
+        <w:t>——</w:t>
+      </w:r>
+      <w:r>
+        <w:t>這是教育訓練教師、文件管理四種角色的</w:t>
       </w:r>
       <w:r>
         <w:rPr>
@@ -718,40 +1707,59 @@
         <w:ind w:firstLine="482"/>
       </w:pPr>
       <w:r>
-        <w:t>帳號本身的建立、停用、啟用與解鎖於 DP01 使用者管理處理；本作業決定「誰配什麼角色、誰配什麼授權」。</w:t>
+        <w:t>帳號本身的建立、停用、啟用與解鎖於</w:t>
+      </w:r>
+      <w:r>
+        <w:t xml:space="preserve"> DP01 </w:t>
+      </w:r>
+      <w:r>
+        <w:t>使用者管理處理；本作業決定「誰配什麼角色、誰配什麼授權」。</w:t>
       </w:r>
     </w:p>
     <w:p>
       <w:pPr>
         <w:pStyle w:val="2"/>
       </w:pPr>
+      <w:bookmarkStart w:id="3" w:name="_Toc243386545"/>
       <w:r>
         <w:t>二、進入路徑</w:t>
       </w:r>
+      <w:bookmarkEnd w:id="3"/>
     </w:p>
     <w:p>
       <w:pPr>
         <w:ind w:firstLine="482"/>
       </w:pPr>
       <w:r>
-        <w:t>側邊選單「系統管理者後台 → DP02 權限管理」。</w:t>
+        <w:t>側邊選單「系統管理者後台</w:t>
+      </w:r>
+      <w:r>
+        <w:t xml:space="preserve"> → DP02 </w:t>
+      </w:r>
+      <w:r>
+        <w:t>權限管理」。</w:t>
       </w:r>
     </w:p>
     <w:p>
       <w:pPr>
         <w:pStyle w:val="1"/>
       </w:pPr>
-      <w:r>
+      <w:bookmarkStart w:id="4" w:name="_Toc243386546"/>
+      <w:r>
+        <w:lastRenderedPageBreak/>
         <w:t>貳、操作說明</w:t>
       </w:r>
+      <w:bookmarkEnd w:id="4"/>
     </w:p>
     <w:p>
       <w:pPr>
         <w:pStyle w:val="2"/>
       </w:pPr>
+      <w:bookmarkStart w:id="5" w:name="_Toc243386547"/>
       <w:r>
         <w:t>一、畫面與前置設定</w:t>
       </w:r>
+      <w:bookmarkEnd w:id="5"/>
     </w:p>
     <w:p>
       <w:pPr>
@@ -773,22 +1781,99 @@
       <w:pPr>
         <w:keepNext/>
         <w:spacing w:before="160" w:after="40"/>
-        <w:ind w:left="0" w:firstLine="0"/>
         <w:jc w:val="center"/>
       </w:pPr>
       <w:r>
+        <w:rPr>
+          <w:noProof/>
+        </w:rPr>
         <w:drawing>
-          <wp:inline xmlns:a="http://schemas.openxmlformats.org/drawingml/2006/main" xmlns:pic="http://schemas.openxmlformats.org/drawingml/2006/picture">
+          <wp:inline distT="0" distB="0" distL="0" distR="0">
             <wp:extent cx="5580000" cy="2369640"/>
+            <wp:effectExtent l="0" t="0" r="0" b="0"/>
             <wp:docPr id="1" name="Picture 1"/>
             <wp:cNvGraphicFramePr>
-              <a:graphicFrameLocks noChangeAspect="1"/>
+              <a:graphicFrameLocks xmlns:a="http://schemas.openxmlformats.org/drawingml/2006/main" noChangeAspect="1"/>
             </wp:cNvGraphicFramePr>
-            <a:graphic>
+            <a:graphic xmlns:a="http://schemas.openxmlformats.org/drawingml/2006/main">
               <a:graphicData uri="http://schemas.openxmlformats.org/drawingml/2006/picture">
-                <pic:pic>
+                <pic:pic xmlns:pic="http://schemas.openxmlformats.org/drawingml/2006/picture">
                   <pic:nvPicPr>
                     <pic:cNvPr id="0" name="dp02-01.png"/>
+                    <pic:cNvPicPr/>
+                  </pic:nvPicPr>
+                  <pic:blipFill>
+                    <a:blip r:embed="rId8"/>
+                    <a:stretch>
+                      <a:fillRect/>
+                    </a:stretch>
+                  </pic:blipFill>
+                  <pic:spPr>
+                    <a:xfrm>
+                      <a:off x="0" y="0"/>
+                      <a:ext cx="5580000" cy="2369640"/>
+                    </a:xfrm>
+                    <a:prstGeom prst="rect">
+                      <a:avLst/>
+                    </a:prstGeom>
+                  </pic:spPr>
+                </pic:pic>
+              </a:graphicData>
+            </a:graphic>
+          </wp:inline>
+        </w:drawing>
+      </w:r>
+    </w:p>
+    <w:p>
+      <w:pPr>
+        <w:spacing w:after="160"/>
+        <w:jc w:val="center"/>
+      </w:pPr>
+      <w:r>
+        <w:rPr>
+          <w:color w:val="404040"/>
+          <w:sz w:val="20"/>
+        </w:rPr>
+        <w:t>切到「教育訓練（</w:t>
+      </w:r>
+      <w:r>
+        <w:rPr>
+          <w:color w:val="404040"/>
+          <w:sz w:val="20"/>
+        </w:rPr>
+        <w:t>ET</w:t>
+      </w:r>
+      <w:r>
+        <w:rPr>
+          <w:color w:val="404040"/>
+          <w:sz w:val="20"/>
+        </w:rPr>
+        <w:t>）」分頁，清單列出各使用者的三種角色與其受訓對象</w:t>
+      </w:r>
+    </w:p>
+    <w:p>
+      <w:pPr>
+        <w:keepNext/>
+        <w:spacing w:before="160" w:after="40"/>
+        <w:jc w:val="center"/>
+      </w:pPr>
+      <w:r>
+        <w:rPr>
+          <w:noProof/>
+        </w:rPr>
+        <w:drawing>
+          <wp:inline distT="0" distB="0" distL="0" distR="0">
+            <wp:extent cx="5267520" cy="2339880"/>
+            <wp:effectExtent l="0" t="0" r="0" b="0"/>
+            <wp:docPr id="2" name="Picture 2"/>
+            <wp:cNvGraphicFramePr>
+              <a:graphicFrameLocks xmlns:a="http://schemas.openxmlformats.org/drawingml/2006/main" noChangeAspect="1"/>
+            </wp:cNvGraphicFramePr>
+            <a:graphic xmlns:a="http://schemas.openxmlformats.org/drawingml/2006/main">
+              <a:graphicData uri="http://schemas.openxmlformats.org/drawingml/2006/picture">
+                <pic:pic xmlns:pic="http://schemas.openxmlformats.org/drawingml/2006/picture">
+                  <pic:nvPicPr>
+                    <pic:cNvPr id="0" name="dp02-02.png"/>
                     <pic:cNvPicPr/>
                   </pic:nvPicPr>
                   <pic:blipFill>
@@ -800,9 +1885,11 @@
                   <pic:spPr>
                     <a:xfrm>
                       <a:off x="0" y="0"/>
-                      <a:ext cx="5580000" cy="2369640"/>
+                      <a:ext cx="5267520" cy="2339880"/>
                     </a:xfrm>
-                    <a:prstGeom prst="rect"/>
+                    <a:prstGeom prst="rect">
+                      <a:avLst/>
+                    </a:prstGeom>
                   </pic:spPr>
                 </pic:pic>
               </a:graphicData>
@@ -814,7 +1901,6 @@
     <w:p>
       <w:pPr>
         <w:spacing w:after="160"/>
-        <w:ind w:firstLine="0"/>
         <w:jc w:val="center"/>
       </w:pPr>
       <w:r>
@@ -822,88 +1908,43 @@
           <w:color w:val="404040"/>
           <w:sz w:val="20"/>
         </w:rPr>
-        <w:t>切到「教育訓練（ET）」分頁，清單列出各使用者的三種角色與其受訓對象</w:t>
-      </w:r>
-    </w:p>
-    <w:p>
-      <w:pPr>
-        <w:keepNext/>
-        <w:spacing w:before="160" w:after="40"/>
-        <w:ind w:left="0" w:firstLine="0"/>
-        <w:jc w:val="center"/>
-      </w:pPr>
-      <w:r>
-        <w:drawing>
-          <wp:inline xmlns:a="http://schemas.openxmlformats.org/drawingml/2006/main" xmlns:pic="http://schemas.openxmlformats.org/drawingml/2006/picture">
-            <wp:extent cx="5580000" cy="2478686"/>
-            <wp:docPr id="2" name="Picture 2"/>
-            <wp:cNvGraphicFramePr>
-              <a:graphicFrameLocks noChangeAspect="1"/>
-            </wp:cNvGraphicFramePr>
-            <a:graphic>
-              <a:graphicData uri="http://schemas.openxmlformats.org/drawingml/2006/picture">
-                <pic:pic>
-                  <pic:nvPicPr>
-                    <pic:cNvPr id="0" name="dp02-02.png"/>
-                    <pic:cNvPicPr/>
-                  </pic:nvPicPr>
-                  <pic:blipFill>
-                    <a:blip r:embed="rId10"/>
-                    <a:stretch>
-                      <a:fillRect/>
-                    </a:stretch>
-                  </pic:blipFill>
-                  <pic:spPr>
-                    <a:xfrm>
-                      <a:off x="0" y="0"/>
-                      <a:ext cx="5580000" cy="2478686"/>
-                    </a:xfrm>
-                    <a:prstGeom prst="rect"/>
-                  </pic:spPr>
-                </pic:pic>
-              </a:graphicData>
-            </a:graphic>
-          </wp:inline>
-        </w:drawing>
-      </w:r>
-    </w:p>
-    <w:p>
-      <w:pPr>
-        <w:spacing w:after="160"/>
-        <w:ind w:firstLine="0"/>
-        <w:jc w:val="center"/>
-      </w:pPr>
+        <w:t>切到「文件管理（</w:t>
+      </w:r>
       <w:r>
         <w:rPr>
           <w:color w:val="404040"/>
           <w:sz w:val="20"/>
         </w:rPr>
-        <w:t>切到「文件管理（DM）」分頁，角色換成四種、授權欄換成可見對象</w:t>
+        <w:t>DM</w:t>
+      </w:r>
+      <w:r>
+        <w:rPr>
+          <w:color w:val="404040"/>
+          <w:sz w:val="20"/>
+        </w:rPr>
+        <w:t>）」分頁，角色換成四種、授權欄換成可見對象</w:t>
       </w:r>
     </w:p>
     <w:tbl>
       <w:tblPr>
         <w:tblStyle w:val="aff2"/>
-        <w:tblW w:type="auto" w:w="0"/>
+        <w:tblW w:w="0" w:type="auto"/>
         <w:tblLayout w:type="fixed"/>
-        <w:tblLook w:firstColumn="1" w:firstRow="1" w:lastColumn="0" w:lastRow="0" w:noHBand="0" w:noVBand="1" w:val="04A0"/>
-        <w:tblLayout w:type="fixed"/>
+        <w:tblLook w:val="04A0" w:firstRow="1" w:lastRow="0" w:firstColumn="1" w:lastColumn="0" w:noHBand="0" w:noVBand="1"/>
       </w:tblPr>
       <w:tblGrid>
-        <w:gridCol w:w="4680"/>
-        <w:gridCol w:w="4680"/>
+        <w:gridCol w:w="2504"/>
+        <w:gridCol w:w="6856"/>
       </w:tblGrid>
       <w:tr>
         <w:tc>
           <w:tcPr>
-            <w:tcW w:type="dxa" w:w="2504"/>
+            <w:tcW w:w="2504" w:type="dxa"/>
           </w:tcPr>
           <w:p>
-            <w:r>
-              <w:rPr>
-                <w:b/>
-              </w:rPr>
-            </w:r>
+            <w:pPr>
+              <w:spacing w:before="60" w:after="60"/>
+            </w:pPr>
             <w:r>
               <w:rPr>
                 <w:b/>
@@ -914,14 +1955,12 @@
         </w:tc>
         <w:tc>
           <w:tcPr>
-            <w:tcW w:type="dxa" w:w="6856"/>
+            <w:tcW w:w="6856" w:type="dxa"/>
           </w:tcPr>
           <w:p>
-            <w:r>
-              <w:rPr>
-                <w:b/>
-              </w:rPr>
-            </w:r>
+            <w:pPr>
+              <w:spacing w:before="60" w:after="60"/>
+            </w:pPr>
             <w:r>
               <w:rPr>
                 <w:b/>
@@ -934,10 +1973,12 @@
       <w:tr>
         <w:tc>
           <w:tcPr>
-            <w:tcW w:type="dxa" w:w="2504"/>
+            <w:tcW w:w="2504" w:type="dxa"/>
           </w:tcPr>
           <w:p>
-            <w:r/>
+            <w:pPr>
+              <w:spacing w:before="60" w:after="60"/>
+            </w:pPr>
             <w:r>
               <w:t>各角色核取方塊</w:t>
             </w:r>
@@ -945,10 +1986,12 @@
         </w:tc>
         <w:tc>
           <w:tcPr>
-            <w:tcW w:type="dxa" w:w="6856"/>
+            <w:tcW w:w="6856" w:type="dxa"/>
           </w:tcPr>
           <w:p>
-            <w:r/>
+            <w:pPr>
+              <w:spacing w:before="60" w:after="60"/>
+            </w:pPr>
             <w:r>
               <w:rPr>
                 <w:b/>
@@ -964,10 +2007,12 @@
       <w:tr>
         <w:tc>
           <w:tcPr>
-            <w:tcW w:type="dxa" w:w="2504"/>
+            <w:tcW w:w="2504" w:type="dxa"/>
           </w:tcPr>
           <w:p>
-            <w:r/>
+            <w:pPr>
+              <w:spacing w:before="60" w:after="60"/>
+            </w:pPr>
             <w:r>
               <w:t>可見對象／受訓對象</w:t>
             </w:r>
@@ -975,12 +2020,20 @@
         </w:tc>
         <w:tc>
           <w:tcPr>
-            <w:tcW w:type="dxa" w:w="6856"/>
+            <w:tcW w:w="6856" w:type="dxa"/>
           </w:tcPr>
           <w:p>
-            <w:r/>
+            <w:pPr>
+              <w:spacing w:before="60" w:after="60"/>
+            </w:pPr>
             <w:r>
-              <w:t>每組「單位 + 職位」配對以一個標籤呈現，未設定時顯示「未指派」；按該欄的「編輯」另開視窗設定</w:t>
+              <w:t>每組「單位</w:t>
+            </w:r>
+            <w:r>
+              <w:t xml:space="preserve"> + </w:t>
+            </w:r>
+            <w:r>
+              <w:t>職位」配對以一個標籤呈現，未設定時顯示「未指派」；按該欄的「編輯」另開視窗設定</w:t>
             </w:r>
           </w:p>
         </w:tc>
@@ -988,10 +2041,12 @@
       <w:tr>
         <w:tc>
           <w:tcPr>
-            <w:tcW w:type="dxa" w:w="2504"/>
+            <w:tcW w:w="2504" w:type="dxa"/>
           </w:tcPr>
           <w:p>
-            <w:r/>
+            <w:pPr>
+              <w:spacing w:before="60" w:after="60"/>
+            </w:pPr>
             <w:r>
               <w:t>最後異動</w:t>
             </w:r>
@@ -999,10 +2054,12 @@
         </w:tc>
         <w:tc>
           <w:tcPr>
-            <w:tcW w:type="dxa" w:w="6856"/>
+            <w:tcW w:w="6856" w:type="dxa"/>
           </w:tcPr>
           <w:p>
-            <w:r/>
+            <w:pPr>
+              <w:spacing w:before="60" w:after="60"/>
+            </w:pPr>
             <w:r>
               <w:t>顯示最近一次異動本列的</w:t>
             </w:r>
@@ -1013,7 +2070,23 @@
               <w:t>人員姓名與日期</w:t>
             </w:r>
             <w:r>
-              <w:t>；從未異動過者顯示「—」。教育訓練分頁中，帳號啟用時系統自動給予的學員角色顯示為「SYSTEM」與啟用日期</w:t>
+              <w:t>；從未異動過者顯示「</w:t>
+            </w:r>
+            <w:r>
+              <w:t>—</w:t>
+            </w:r>
+            <w:r>
+              <w:t>」。教育訓練分頁中，帳號啟用時系統自動給予的學員角</w:t>
+            </w:r>
+            <w:r>
+              <w:lastRenderedPageBreak/>
+              <w:t>色顯示為「</w:t>
+            </w:r>
+            <w:r>
+              <w:t>SYSTEM</w:t>
+            </w:r>
+            <w:r>
+              <w:t>」與啟用日期</w:t>
             </w:r>
           </w:p>
         </w:tc>
@@ -1022,8 +2095,10 @@
     <w:p>
       <w:pPr>
         <w:pStyle w:val="affa"/>
-      </w:pPr>
-      <w:r>
+        <w:keepNext/>
+      </w:pPr>
+      <w:r>
+        <w:lastRenderedPageBreak/>
         <w:t>查詢要按下「查詢」</w:t>
       </w:r>
     </w:p>
@@ -1032,21 +2107,40 @@
         <w:ind w:firstLine="482"/>
       </w:pPr>
       <w:r>
-        <w:t>於「關鍵字（姓名 / Email）」輸入後，按「查詢」或直接按 Enter 套用篩選，清單隨即更新。</w:t>
+        <w:t>於「關鍵字（姓名</w:t>
+      </w:r>
+      <w:r>
+        <w:t xml:space="preserve"> / Email</w:t>
+      </w:r>
+      <w:r>
+        <w:t>）」輸入後，按「查詢」或直接按</w:t>
+      </w:r>
+      <w:r>
+        <w:t xml:space="preserve"> Enter </w:t>
+      </w:r>
+      <w:r>
+        <w:t>套用篩選，清單隨即更新。</w:t>
       </w:r>
     </w:p>
     <w:p>
       <w:pPr>
         <w:spacing w:before="80" w:after="80"/>
-        <w:ind w:left="283" w:firstLine="0"/>
-      </w:pPr>
-      <w:r>
-        <w:t>注意：DP01 使用者管理是邊打邊查、不需按鈕，本作業則要按下「查詢」。兩頁的操作方式不同。</w:t>
+        <w:ind w:left="283"/>
+      </w:pPr>
+      <w:r>
+        <w:t>注意：</w:t>
+      </w:r>
+      <w:r>
+        <w:t xml:space="preserve">DP01 </w:t>
+      </w:r>
+      <w:r>
+        <w:t>使用者管理是邊打邊查、不需按鈕，本作業則要按下「查詢」。兩頁的操作方式不同。</w:t>
       </w:r>
     </w:p>
     <w:p>
       <w:pPr>
         <w:pStyle w:val="affa"/>
+        <w:keepNext/>
       </w:pPr>
       <w:r>
         <w:t>停用或鎖定中的帳號整列不可操作</w:t>
@@ -1063,7 +2157,7 @@
     <w:p>
       <w:pPr>
         <w:spacing w:before="80" w:after="80"/>
-        <w:ind w:left="283" w:firstLine="0"/>
+        <w:ind w:left="283"/>
       </w:pPr>
       <w:r>
         <w:t>重要：</w:t>
@@ -1075,29 +2169,281 @@
         <w:t>已持有的角色同樣無法取消</w:t>
       </w:r>
       <w:r>
-        <w:t>。需要為這類帳號降權時，順序是：先於 DP01 使用者管理把帳號啟用或解鎖 → 回本作業撤除角色 → 再回 DP01 停用。</w:t>
+        <w:t>。需要為這類帳號降權時，順序是：先於</w:t>
+      </w:r>
+      <w:r>
+        <w:t xml:space="preserve"> DP01 </w:t>
+      </w:r>
+      <w:r>
+        <w:t>使用者管理把帳號啟用或解鎖</w:t>
+      </w:r>
+      <w:r>
+        <w:t xml:space="preserve"> → </w:t>
+      </w:r>
+      <w:r>
+        <w:t>回本作業撤除角色</w:t>
+      </w:r>
+      <w:r>
+        <w:t xml:space="preserve"> → </w:t>
+      </w:r>
+      <w:r>
+        <w:t>再回</w:t>
+      </w:r>
+      <w:r>
+        <w:t xml:space="preserve"> DP01 </w:t>
+      </w:r>
+      <w:r>
+        <w:t>停用。</w:t>
       </w:r>
     </w:p>
     <w:p>
       <w:pPr>
         <w:keepNext/>
         <w:spacing w:before="160" w:after="40"/>
-        <w:ind w:left="0" w:firstLine="0"/>
         <w:jc w:val="center"/>
       </w:pPr>
       <w:r>
+        <w:rPr>
+          <w:noProof/>
+        </w:rPr>
         <w:drawing>
-          <wp:inline xmlns:a="http://schemas.openxmlformats.org/drawingml/2006/main" xmlns:pic="http://schemas.openxmlformats.org/drawingml/2006/picture">
-            <wp:extent cx="5580000" cy="2486568"/>
+          <wp:inline distT="0" distB="0" distL="0" distR="0">
+            <wp:extent cx="5267520" cy="2347320"/>
+            <wp:effectExtent l="0" t="0" r="0" b="0"/>
             <wp:docPr id="3" name="Picture 3"/>
             <wp:cNvGraphicFramePr>
-              <a:graphicFrameLocks noChangeAspect="1"/>
+              <a:graphicFrameLocks xmlns:a="http://schemas.openxmlformats.org/drawingml/2006/main" noChangeAspect="1"/>
             </wp:cNvGraphicFramePr>
-            <a:graphic>
+            <a:graphic xmlns:a="http://schemas.openxmlformats.org/drawingml/2006/main">
               <a:graphicData uri="http://schemas.openxmlformats.org/drawingml/2006/picture">
-                <pic:pic>
+                <pic:pic xmlns:pic="http://schemas.openxmlformats.org/drawingml/2006/picture">
                   <pic:nvPicPr>
                     <pic:cNvPr id="0" name="dp02-03.png"/>
+                    <pic:cNvPicPr/>
+                  </pic:nvPicPr>
+                  <pic:blipFill>
+                    <a:blip r:embed="rId10"/>
+                    <a:stretch>
+                      <a:fillRect/>
+                    </a:stretch>
+                  </pic:blipFill>
+                  <pic:spPr>
+                    <a:xfrm>
+                      <a:off x="0" y="0"/>
+                      <a:ext cx="5267520" cy="2347320"/>
+                    </a:xfrm>
+                    <a:prstGeom prst="rect">
+                      <a:avLst/>
+                    </a:prstGeom>
+                  </pic:spPr>
+                </pic:pic>
+              </a:graphicData>
+            </a:graphic>
+          </wp:inline>
+        </w:drawing>
+      </w:r>
+    </w:p>
+    <w:p>
+      <w:pPr>
+        <w:spacing w:after="160"/>
+        <w:jc w:val="center"/>
+      </w:pPr>
+      <w:r>
+        <w:rPr>
+          <w:color w:val="404040"/>
+          <w:sz w:val="20"/>
+        </w:rPr>
+        <w:t>已停用的帳號整列變淡並標</w:t>
+      </w:r>
+      <w:r>
+        <w:rPr>
+          <w:color w:val="404040"/>
+          <w:sz w:val="20"/>
+        </w:rPr>
+        <w:t>示「已停用」，連已勾選的角色也呈灰色無法取消</w:t>
+      </w:r>
+    </w:p>
+    <w:p>
+      <w:pPr>
+        <w:pStyle w:val="2"/>
+      </w:pPr>
+      <w:bookmarkStart w:id="6" w:name="_Toc243386548"/>
+      <w:r>
+        <w:t>二、指派角色</w:t>
+      </w:r>
+      <w:bookmarkEnd w:id="6"/>
+    </w:p>
+    <w:p>
+      <w:pPr>
+        <w:ind w:firstLine="482"/>
+      </w:pPr>
+      <w:r>
+        <w:t>於該使用者所在列，直接勾選或取消角色的核取方塊即可，</w:t>
+      </w:r>
+      <w:r>
+        <w:rPr>
+          <w:b/>
+        </w:rPr>
+        <w:t>勾選的當下就送出、不需另外儲存</w:t>
+      </w:r>
+      <w:r>
+        <w:t>，畫面並顯示「角色</w:t>
+      </w:r>
+      <w:r>
+        <w:t xml:space="preserve"> / </w:t>
+      </w:r>
+      <w:r>
+        <w:t>標籤已更新並即時生效」。</w:t>
+      </w:r>
+    </w:p>
+    <w:p>
+      <w:pPr>
+        <w:ind w:firstLine="482"/>
+      </w:pPr>
+      <w:r>
+        <w:t>同一個人可以同時具備多個角色，權限取其聯集。</w:t>
+      </w:r>
+    </w:p>
+    <w:p>
+      <w:pPr>
+        <w:spacing w:before="80" w:after="80"/>
+        <w:ind w:left="283"/>
+      </w:pPr>
+      <w:r>
+        <w:t>重要：</w:t>
+      </w:r>
+      <w:r>
+        <w:rPr>
+          <w:b/>
+        </w:rPr>
+        <w:t>無法取消自己的管理者角色</w:t>
+      </w:r>
+      <w:r>
+        <w:t>。這是避免管理者把自己擋在管理功能外的保護；需要撤除時請另一位該模組的管理者操作。</w:t>
+      </w:r>
+    </w:p>
+    <w:p>
+      <w:pPr>
+        <w:pStyle w:val="2"/>
+      </w:pPr>
+      <w:bookmarkStart w:id="7" w:name="_Toc243386549"/>
+      <w:r>
+        <w:t>三、設定可見對象（文件管理）</w:t>
+      </w:r>
+      <w:bookmarkEnd w:id="7"/>
+    </w:p>
+    <w:p>
+      <w:pPr>
+        <w:ind w:firstLine="482"/>
+      </w:pPr>
+      <w:r>
+        <w:t>於「可見對象」欄按「編輯」，開啟設定視窗。</w:t>
+      </w:r>
+    </w:p>
+    <w:p>
+      <w:pPr>
+        <w:ind w:firstLine="482"/>
+      </w:pPr>
+      <w:r>
+        <w:t>一列為一組「</w:t>
+      </w:r>
+      <w:r>
+        <w:rPr>
+          <w:b/>
+        </w:rPr>
+        <w:t>單位</w:t>
+      </w:r>
+      <w:r>
+        <w:rPr>
+          <w:b/>
+        </w:rPr>
+        <w:t xml:space="preserve"> + </w:t>
+      </w:r>
+      <w:r>
+        <w:rPr>
+          <w:b/>
+        </w:rPr>
+        <w:t>職位</w:t>
+      </w:r>
+      <w:r>
+        <w:t>」的配對，兩欄都以下拉選取。此人看得到的文件，必須有一組配對</w:t>
+      </w:r>
+      <w:r>
+        <w:t>與該文件所掛的單位、職位相符。</w:t>
+      </w:r>
+    </w:p>
+    <w:p>
+      <w:pPr>
+        <w:pStyle w:val="af1"/>
+        <w:numPr>
+          <w:ilvl w:val="0"/>
+          <w:numId w:val="1"/>
+        </w:numPr>
+      </w:pPr>
+      <w:r>
+        <w:t>按「新增可見對象」加一列</w:t>
+      </w:r>
+    </w:p>
+    <w:p>
+      <w:pPr>
+        <w:pStyle w:val="af1"/>
+        <w:numPr>
+          <w:ilvl w:val="0"/>
+          <w:numId w:val="1"/>
+        </w:numPr>
+      </w:pPr>
+      <w:r>
+        <w:lastRenderedPageBreak/>
+        <w:t>於該列選「單位」與「職位」</w:t>
+      </w:r>
+    </w:p>
+    <w:p>
+      <w:pPr>
+        <w:pStyle w:val="af1"/>
+        <w:numPr>
+          <w:ilvl w:val="0"/>
+          <w:numId w:val="1"/>
+        </w:numPr>
+      </w:pPr>
+      <w:r>
+        <w:t>不需要的列按右側的移除鈕刪掉</w:t>
+      </w:r>
+    </w:p>
+    <w:p>
+      <w:pPr>
+        <w:pStyle w:val="af1"/>
+        <w:numPr>
+          <w:ilvl w:val="0"/>
+          <w:numId w:val="1"/>
+        </w:numPr>
+      </w:pPr>
+      <w:r>
+        <w:t>按「儲存」</w:t>
+      </w:r>
+    </w:p>
+    <w:p>
+      <w:pPr>
+        <w:keepNext/>
+        <w:spacing w:before="160" w:after="40"/>
+        <w:jc w:val="center"/>
+      </w:pPr>
+      <w:r>
+        <w:rPr>
+          <w:noProof/>
+        </w:rPr>
+        <w:drawing>
+          <wp:inline distT="0" distB="0" distL="0" distR="0">
+            <wp:extent cx="2232000" cy="937440"/>
+            <wp:effectExtent l="0" t="0" r="0" b="0"/>
+            <wp:docPr id="4" name="Picture 4"/>
+            <wp:cNvGraphicFramePr>
+              <a:graphicFrameLocks xmlns:a="http://schemas.openxmlformats.org/drawingml/2006/main" noChangeAspect="1"/>
+            </wp:cNvGraphicFramePr>
+            <a:graphic xmlns:a="http://schemas.openxmlformats.org/drawingml/2006/main">
+              <a:graphicData uri="http://schemas.openxmlformats.org/drawingml/2006/picture">
+                <pic:pic xmlns:pic="http://schemas.openxmlformats.org/drawingml/2006/picture">
+                  <pic:nvPicPr>
+                    <pic:cNvPr id="0" name="dp02-04.png"/>
                     <pic:cNvPicPr/>
                   </pic:nvPicPr>
                   <pic:blipFill>
@@ -1109,9 +2455,11 @@
                   <pic:spPr>
                     <a:xfrm>
                       <a:off x="0" y="0"/>
-                      <a:ext cx="5580000" cy="2486568"/>
+                      <a:ext cx="2232000" cy="937440"/>
                     </a:xfrm>
-                    <a:prstGeom prst="rect"/>
+                    <a:prstGeom prst="rect">
+                      <a:avLst/>
+                    </a:prstGeom>
                   </pic:spPr>
                 </pic:pic>
               </a:graphicData>
@@ -1123,7 +2471,6 @@
     <w:p>
       <w:pPr>
         <w:spacing w:after="160"/>
-        <w:ind w:firstLine="0"/>
         <w:jc w:val="center"/>
       </w:pPr>
       <w:r>
@@ -1131,161 +2478,64 @@
           <w:color w:val="404040"/>
           <w:sz w:val="20"/>
         </w:rPr>
-        <w:t>已停用的帳號整列變淡並標示「已停用」，連已勾選的角色也呈灰色無法取消</w:t>
+        <w:t>按「編輯」開啟的設定視窗，既有的一組「單位</w:t>
+      </w:r>
+      <w:r>
+        <w:rPr>
+          <w:color w:val="404040"/>
+          <w:sz w:val="20"/>
+        </w:rPr>
+        <w:t xml:space="preserve"> + </w:t>
+      </w:r>
+      <w:r>
+        <w:rPr>
+          <w:color w:val="404040"/>
+          <w:sz w:val="20"/>
+        </w:rPr>
+        <w:t>職位」以兩個下拉呈現</w:t>
       </w:r>
     </w:p>
     <w:p>
       <w:pPr>
-        <w:pStyle w:val="2"/>
-      </w:pPr>
-      <w:r>
-        <w:t>二、指派角色</w:t>
-      </w:r>
-    </w:p>
-    <w:p>
-      <w:pPr>
-        <w:ind w:firstLine="482"/>
-      </w:pPr>
-      <w:r>
-        <w:t>於該使用者所在列，直接勾選或取消角色的核取方塊即可，</w:t>
+        <w:spacing w:before="80" w:after="80"/>
+        <w:ind w:left="283"/>
+      </w:pPr>
+      <w:r>
+        <w:t>重要：</w:t>
       </w:r>
       <w:r>
         <w:rPr>
           <w:b/>
         </w:rPr>
-        <w:t>勾選的當下就送出、不需另外儲存</w:t>
-      </w:r>
-      <w:r>
-        <w:t>，畫面並顯示「角色 / 標籤已更新並即時生效」。</w:t>
+        <w:t>兩欄都要選</w:t>
+      </w:r>
+      <w:r>
+        <w:t>。新增的列只選了其中一欄就按「儲存」時，視窗不會關閉、也不會儲存：未選的欄位以紅框標出，下方顯示「有未選完的列（紅框處）：請補選單位與職位，或按右側刪除鈕移除該列。」。補選完或刪掉該列後，再按一次「儲存」即可。</w:t>
       </w:r>
     </w:p>
     <w:p>
       <w:pPr>
-        <w:ind w:firstLine="482"/>
-      </w:pPr>
-      <w:r>
-        <w:t>同一個人可以同時具備多個角色，權限取其聯集。</w:t>
-      </w:r>
-    </w:p>
-    <w:p>
-      <w:pPr>
-        <w:spacing w:before="80" w:after="80"/>
-        <w:ind w:left="283" w:firstLine="0"/>
-      </w:pPr>
-      <w:r>
-        <w:t>重要：</w:t>
-      </w:r>
-      <w:r>
-        <w:rPr>
-          <w:b/>
-        </w:rPr>
-        <w:t>無法取消自己的管理者角色</w:t>
-      </w:r>
-      <w:r>
-        <w:t>。這是避免管理者把自己擋在管理功能外的保護；需要撤除時請另一位該模組的管理者操作。</w:t>
-      </w:r>
-    </w:p>
-    <w:p>
-      <w:pPr>
-        <w:pStyle w:val="2"/>
-      </w:pPr>
-      <w:r>
-        <w:t>三、設定可見對象（文件管理）</w:t>
-      </w:r>
-    </w:p>
-    <w:p>
-      <w:pPr>
-        <w:ind w:firstLine="482"/>
-      </w:pPr>
-      <w:r>
-        <w:t>於「可見對象」欄按「編輯」，開啟設定視窗。</w:t>
-      </w:r>
-    </w:p>
-    <w:p>
-      <w:pPr>
-        <w:ind w:firstLine="482"/>
-      </w:pPr>
-      <w:r>
-        <w:t>一列為一組「</w:t>
-      </w:r>
-      <w:r>
-        <w:rPr>
-          <w:b/>
-        </w:rPr>
-        <w:t>單位 + 職位</w:t>
-      </w:r>
-      <w:r>
-        <w:t>」的配對，兩欄都以下拉選取。此人看得到的文件，必須有一組配對與該文件所掛的單位、職位相符。</w:t>
-      </w:r>
-    </w:p>
-    <w:p>
-      <w:pPr>
-        <w:pStyle w:val="af1"/>
-        <w:numPr>
-          <w:ilvl w:val="0"/>
-          <w:numId w:val="1"/>
-        </w:numPr>
-      </w:pPr>
-      <w:r>
-        <w:t>按「新增可見對象」加一列</w:t>
-      </w:r>
-    </w:p>
-    <w:p>
-      <w:pPr>
-        <w:pStyle w:val="af1"/>
-        <w:numPr>
-          <w:ilvl w:val="0"/>
-          <w:numId w:val="1"/>
-        </w:numPr>
-      </w:pPr>
-      <w:r>
-        <w:t>於該列選「單位」與「職位」</w:t>
-      </w:r>
-    </w:p>
-    <w:p>
-      <w:pPr>
-        <w:pStyle w:val="af1"/>
-        <w:numPr>
-          <w:ilvl w:val="0"/>
-          <w:numId w:val="1"/>
-        </w:numPr>
-      </w:pPr>
-      <w:r>
-        <w:t>不需要的列按右側的移除鈕刪掉</w:t>
-      </w:r>
-    </w:p>
-    <w:p>
-      <w:pPr>
-        <w:pStyle w:val="af1"/>
-        <w:numPr>
-          <w:ilvl w:val="0"/>
-          <w:numId w:val="1"/>
-        </w:numPr>
-      </w:pPr>
-      <w:r>
-        <w:t>按「儲存」</w:t>
-      </w:r>
-    </w:p>
-    <w:p>
-      <w:pPr>
         <w:keepNext/>
         <w:spacing w:before="160" w:after="40"/>
-        <w:ind w:left="0" w:firstLine="0"/>
         <w:jc w:val="center"/>
       </w:pPr>
       <w:r>
+        <w:rPr>
+          <w:noProof/>
+        </w:rPr>
         <w:drawing>
-          <wp:inline xmlns:a="http://schemas.openxmlformats.org/drawingml/2006/main" xmlns:pic="http://schemas.openxmlformats.org/drawingml/2006/picture">
-            <wp:extent cx="5580000" cy="2343600"/>
-            <wp:docPr id="4" name="Picture 4"/>
+          <wp:inline distT="0" distB="0" distL="0" distR="0">
+            <wp:extent cx="2232000" cy="1216440"/>
+            <wp:effectExtent l="0" t="0" r="0" b="0"/>
+            <wp:docPr id="5" name="Picture 5"/>
             <wp:cNvGraphicFramePr>
-              <a:graphicFrameLocks noChangeAspect="1"/>
+              <a:graphicFrameLocks xmlns:a="http://schemas.openxmlformats.org/drawingml/2006/main" noChangeAspect="1"/>
             </wp:cNvGraphicFramePr>
-            <a:graphic>
+            <a:graphic xmlns:a="http://schemas.openxmlformats.org/drawingml/2006/main">
               <a:graphicData uri="http://schemas.openxmlformats.org/drawingml/2006/picture">
-                <pic:pic>
+                <pic:pic xmlns:pic="http://schemas.openxmlformats.org/drawingml/2006/picture">
                   <pic:nvPicPr>
-                    <pic:cNvPr id="0" name="dp02-04.png"/>
+                    <pic:cNvPr id="0" name="dp02-05.png"/>
                     <pic:cNvPicPr/>
                   </pic:nvPicPr>
                   <pic:blipFill>
@@ -1297,9 +2547,11 @@
                   <pic:spPr>
                     <a:xfrm>
                       <a:off x="0" y="0"/>
-                      <a:ext cx="5580000" cy="2343600"/>
+                      <a:ext cx="2232000" cy="1216440"/>
                     </a:xfrm>
-                    <a:prstGeom prst="rect"/>
+                    <a:prstGeom prst="rect">
+                      <a:avLst/>
+                    </a:prstGeom>
                   </pic:spPr>
                 </pic:pic>
               </a:graphicData>
@@ -1311,7 +2563,6 @@
     <w:p>
       <w:pPr>
         <w:spacing w:after="160"/>
-        <w:ind w:firstLine="0"/>
         <w:jc w:val="center"/>
       </w:pPr>
       <w:r>
@@ -1319,47 +2570,79 @@
           <w:color w:val="404040"/>
           <w:sz w:val="20"/>
         </w:rPr>
-        <w:t>按「編輯」開啟的設定視窗，既有的一組「單位 + 職位」以兩個下拉呈現</w:t>
+        <w:t>新增一列只選了單位就按「儲存」，未選的職位欄標出紅框，視窗下方以紅字提示補選或刪除</w:t>
       </w:r>
     </w:p>
     <w:p>
       <w:pPr>
-        <w:spacing w:before="80" w:after="80"/>
-        <w:ind w:left="283" w:firstLine="0"/>
-      </w:pPr>
-      <w:r>
-        <w:t>重要：</w:t>
+        <w:ind w:firstLine="482"/>
+      </w:pPr>
+      <w:r>
+        <w:t>可選的單位與職位清單來自系統參數，於</w:t>
+      </w:r>
+      <w:r>
+        <w:t xml:space="preserve"> DP03 </w:t>
+      </w:r>
+      <w:r>
+        <w:t>系統參數與清單維護管理；本作業只做「誰配哪一組」的指派。該模組尚未設定任何可選項目時，視窗內顯示「尚無可選群組。」。</w:t>
+      </w:r>
+    </w:p>
+    <w:p>
+      <w:pPr>
+        <w:pStyle w:val="2"/>
+      </w:pPr>
+      <w:bookmarkStart w:id="8" w:name="_Toc243386550"/>
+      <w:r>
+        <w:t>四、設定受訓對象（教育訓練）</w:t>
+      </w:r>
+      <w:bookmarkEnd w:id="8"/>
+    </w:p>
+    <w:p>
+      <w:pPr>
+        <w:ind w:firstLine="482"/>
+      </w:pPr>
+      <w:r>
+        <w:t>於「受訓對象」欄按「編輯」，開啟設定視窗。視窗的操作與上一節的可見對象</w:t>
       </w:r>
       <w:r>
         <w:rPr>
           <w:b/>
         </w:rPr>
-        <w:t>兩欄都要選</w:t>
-      </w:r>
-      <w:r>
-        <w:t>。新增的列只選了其中一欄就按「儲存」時，視窗不會關閉、也不會儲存：未選的欄位以紅框標出，下方顯示「有未選完的列（紅框處）：請補選單位與職位，或按右側刪除鈕移除該列。」。補選完或刪掉該列後，再按一次「儲存」即可。</w:t>
+        <w:t>完全相同</w:t>
+      </w:r>
+      <w:r>
+        <w:t>：一列為一組「單位</w:t>
+      </w:r>
+      <w:r>
+        <w:t xml:space="preserve"> + </w:t>
+      </w:r>
+      <w:r>
+        <w:t>職位」，按「新增受訓對象」加列、兩欄都要選、按「儲存」送出。</w:t>
       </w:r>
     </w:p>
     <w:p>
       <w:pPr>
         <w:keepNext/>
         <w:spacing w:before="160" w:after="40"/>
-        <w:ind w:left="0" w:firstLine="0"/>
         <w:jc w:val="center"/>
       </w:pPr>
       <w:r>
+        <w:rPr>
+          <w:noProof/>
+        </w:rPr>
         <w:drawing>
-          <wp:inline xmlns:a="http://schemas.openxmlformats.org/drawingml/2006/main" xmlns:pic="http://schemas.openxmlformats.org/drawingml/2006/picture">
-            <wp:extent cx="5580000" cy="3041100"/>
-            <wp:docPr id="5" name="Picture 5"/>
+          <wp:inline distT="0" distB="0" distL="0" distR="0">
+            <wp:extent cx="2232000" cy="933720"/>
+            <wp:effectExtent l="0" t="0" r="0" b="0"/>
+            <wp:docPr id="6" name="Picture 6"/>
             <wp:cNvGraphicFramePr>
-              <a:graphicFrameLocks noChangeAspect="1"/>
+              <a:graphicFrameLocks xmlns:a="http://schemas.openxmlformats.org/drawingml/2006/main" noChangeAspect="1"/>
             </wp:cNvGraphicFramePr>
-            <a:graphic>
+            <a:graphic xmlns:a="http://schemas.openxmlformats.org/drawingml/2006/main">
               <a:graphicData uri="http://schemas.openxmlformats.org/drawingml/2006/picture">
-                <pic:pic>
+                <pic:pic xmlns:pic="http://schemas.openxmlformats.org/drawingml/2006/picture">
                   <pic:nvPicPr>
-                    <pic:cNvPr id="0" name="dp02-05.png"/>
+                    <pic:cNvPr id="0" name="dp02-06.png"/>
                     <pic:cNvPicPr/>
                   </pic:nvPicPr>
                   <pic:blipFill>
@@ -1371,9 +2654,11 @@
                   <pic:spPr>
                     <a:xfrm>
                       <a:off x="0" y="0"/>
-                      <a:ext cx="5580000" cy="3041100"/>
+                      <a:ext cx="2232000" cy="933720"/>
                     </a:xfrm>
-                    <a:prstGeom prst="rect"/>
+                    <a:prstGeom prst="rect">
+                      <a:avLst/>
+                    </a:prstGeom>
                   </pic:spPr>
                 </pic:pic>
               </a:graphicData>
@@ -1385,7 +2670,6 @@
     <w:p>
       <w:pPr>
         <w:spacing w:after="160"/>
-        <w:ind w:firstLine="0"/>
         <w:jc w:val="center"/>
       </w:pPr>
       <w:r>
@@ -1393,129 +2677,64 @@
           <w:color w:val="404040"/>
           <w:sz w:val="20"/>
         </w:rPr>
-        <w:t>新增一列只選了單位就按「儲存」，未選的職位欄標出紅框，視窗下方以紅字提示補選或刪除</w:t>
-      </w:r>
-    </w:p>
-    <w:p>
-      <w:pPr>
-        <w:ind w:firstLine="482"/>
-      </w:pPr>
-      <w:r>
-        <w:t>可選的單位與職位清單來自系統參數，於 DP03 系統參數與清單維護管理；本作業只做「誰配哪一組」的指派。該模組尚未設定任何可選項目時，視窗內顯示「尚無可選群組。」。</w:t>
-      </w:r>
-    </w:p>
-    <w:p>
-      <w:pPr>
-        <w:pStyle w:val="2"/>
-      </w:pPr>
-      <w:r>
-        <w:t>四、設定受訓對象（教育訓練）</w:t>
-      </w:r>
-    </w:p>
-    <w:p>
-      <w:pPr>
-        <w:ind w:firstLine="482"/>
-      </w:pPr>
-      <w:r>
-        <w:t>於「受訓對象」欄按「編輯」，開啟設定視窗。視窗的操作與上一節的可見對象</w:t>
-      </w:r>
-      <w:r>
-        <w:rPr>
-          <w:b/>
-        </w:rPr>
-        <w:t>完全相同</w:t>
-      </w:r>
-      <w:r>
-        <w:t>：一列為一組「單位 + 職位」，按「新增受訓對象」加列、兩欄都要選、按「儲存」送出。</w:t>
-      </w:r>
-    </w:p>
-    <w:p>
-      <w:pPr>
-        <w:keepNext/>
-        <w:spacing w:before="160" w:after="40"/>
-        <w:ind w:left="0" w:firstLine="0"/>
-        <w:jc w:val="center"/>
-      </w:pPr>
-      <w:r>
-        <w:drawing>
-          <wp:inline xmlns:a="http://schemas.openxmlformats.org/drawingml/2006/main" xmlns:pic="http://schemas.openxmlformats.org/drawingml/2006/picture">
-            <wp:extent cx="5580000" cy="2334300"/>
-            <wp:docPr id="6" name="Picture 6"/>
-            <wp:cNvGraphicFramePr>
-              <a:graphicFrameLocks noChangeAspect="1"/>
-            </wp:cNvGraphicFramePr>
-            <a:graphic>
-              <a:graphicData uri="http://schemas.openxmlformats.org/drawingml/2006/picture">
-                <pic:pic>
-                  <pic:nvPicPr>
-                    <pic:cNvPr id="0" name="dp02-06.png"/>
-                    <pic:cNvPicPr/>
-                  </pic:nvPicPr>
-                  <pic:blipFill>
-                    <a:blip r:embed="rId14"/>
-                    <a:stretch>
-                      <a:fillRect/>
-                    </a:stretch>
-                  </pic:blipFill>
-                  <pic:spPr>
-                    <a:xfrm>
-                      <a:off x="0" y="0"/>
-                      <a:ext cx="5580000" cy="2334300"/>
-                    </a:xfrm>
-                    <a:prstGeom prst="rect"/>
-                  </pic:spPr>
-                </pic:pic>
-              </a:graphicData>
-            </a:graphic>
-          </wp:inline>
-        </w:drawing>
-      </w:r>
-    </w:p>
-    <w:p>
-      <w:pPr>
-        <w:spacing w:after="160"/>
-        <w:ind w:firstLine="0"/>
-        <w:jc w:val="center"/>
-      </w:pPr>
+        <w:t>教育訓練的設定視窗同樣以「單位</w:t>
+      </w:r>
       <w:r>
         <w:rPr>
           <w:color w:val="404040"/>
           <w:sz w:val="20"/>
         </w:rPr>
-        <w:t>教育訓練的設定視窗同樣以「單位 + 職位」兩個下拉呈現每一組配對</w:t>
+        <w:t xml:space="preserve"> + </w:t>
+      </w:r>
+      <w:r>
+        <w:rPr>
+          <w:color w:val="404040"/>
+          <w:sz w:val="20"/>
+        </w:rPr>
+        <w:t>職位」兩個下拉呈現每一組配對</w:t>
       </w:r>
     </w:p>
     <w:p>
       <w:pPr>
+        <w:keepNext/>
         <w:ind w:firstLine="482"/>
       </w:pPr>
       <w:r>
-        <w:t>受訓對象決定此人會被帶入哪些課程。課程本身也掛有「單位 + 職位」配對（見 ET05 課程建立與編輯），課程發布時，配對相符且具學員角色的人會被自動加入，課程的建立者本人除外。相符的判斷方式如下：</w:t>
+        <w:t>受訓對象決定此人會被帶入哪些課程。課程本身也掛有「單位</w:t>
+      </w:r>
+      <w:r>
+        <w:t xml:space="preserve"> + </w:t>
+      </w:r>
+      <w:r>
+        <w:t>職位」配對（見</w:t>
+      </w:r>
+      <w:r>
+        <w:t xml:space="preserve"> ET05 </w:t>
+      </w:r>
+      <w:r>
+        <w:t>課程建立與編輯），課程發布時，配對相符且具學員角色的人會被自動加入，課程的建立者本人除外。相符的判斷方式如下：</w:t>
       </w:r>
     </w:p>
     <w:tbl>
       <w:tblPr>
         <w:tblStyle w:val="aff2"/>
-        <w:tblW w:type="auto" w:w="0"/>
+        <w:tblW w:w="0" w:type="auto"/>
         <w:tblLayout w:type="fixed"/>
-        <w:tblLook w:firstColumn="1" w:firstRow="1" w:lastColumn="0" w:lastRow="0" w:noHBand="0" w:noVBand="1" w:val="04A0"/>
-        <w:tblLayout w:type="fixed"/>
+        <w:tblLook w:val="04A0" w:firstRow="1" w:lastRow="0" w:firstColumn="1" w:lastColumn="0" w:noHBand="0" w:noVBand="1"/>
       </w:tblPr>
       <w:tblGrid>
-        <w:gridCol w:w="4680"/>
-        <w:gridCol w:w="4680"/>
+        <w:gridCol w:w="4048"/>
+        <w:gridCol w:w="5312"/>
       </w:tblGrid>
       <w:tr>
         <w:tc>
           <w:tcPr>
-            <w:tcW w:type="dxa" w:w="4048"/>
+            <w:tcW w:w="4048" w:type="dxa"/>
           </w:tcPr>
           <w:p>
-            <w:r>
-              <w:rPr>
-                <w:b/>
-              </w:rPr>
-            </w:r>
+            <w:pPr>
+              <w:spacing w:before="60" w:after="60"/>
+            </w:pPr>
             <w:r>
               <w:rPr>
                 <w:b/>
@@ -1526,14 +2745,12 @@
         </w:tc>
         <w:tc>
           <w:tcPr>
-            <w:tcW w:type="dxa" w:w="5312"/>
+            <w:tcW w:w="5312" w:type="dxa"/>
           </w:tcPr>
           <w:p>
-            <w:r>
-              <w:rPr>
-                <w:b/>
-              </w:rPr>
-            </w:r>
+            <w:pPr>
+              <w:spacing w:before="60" w:after="60"/>
+            </w:pPr>
             <w:r>
               <w:rPr>
                 <w:b/>
@@ -1546,21 +2763,32 @@
       <w:tr>
         <w:tc>
           <w:tcPr>
-            <w:tcW w:type="dxa" w:w="4048"/>
+            <w:tcW w:w="4048" w:type="dxa"/>
           </w:tcPr>
           <w:p>
-            <w:r/>
+            <w:pPr>
+              <w:spacing w:before="60" w:after="60"/>
+            </w:pPr>
             <w:r>
-              <w:t>指定單位 + 指定職位</w:t>
+              <w:lastRenderedPageBreak/>
+              <w:t>指定單位</w:t>
+            </w:r>
+            <w:r>
+              <w:t xml:space="preserve"> + </w:t>
+            </w:r>
+            <w:r>
+              <w:t>指定職位</w:t>
             </w:r>
           </w:p>
         </w:tc>
         <w:tc>
           <w:tcPr>
-            <w:tcW w:type="dxa" w:w="5312"/>
+            <w:tcW w:w="5312" w:type="dxa"/>
           </w:tcPr>
           <w:p>
-            <w:r/>
+            <w:pPr>
+              <w:spacing w:before="60" w:after="60"/>
+            </w:pPr>
             <w:r>
               <w:t>受訓對象有完全相同這一組的人</w:t>
             </w:r>
@@ -1570,21 +2798,31 @@
       <w:tr>
         <w:tc>
           <w:tcPr>
-            <w:tcW w:type="dxa" w:w="4048"/>
+            <w:tcW w:w="4048" w:type="dxa"/>
           </w:tcPr>
           <w:p>
-            <w:r/>
+            <w:pPr>
+              <w:spacing w:before="60" w:after="60"/>
+            </w:pPr>
             <w:r>
-              <w:t>「全單位」+ 指定職位</w:t>
+              <w:t>「全單位」</w:t>
+            </w:r>
+            <w:r>
+              <w:t xml:space="preserve">+ </w:t>
+            </w:r>
+            <w:r>
+              <w:t>指定職位</w:t>
             </w:r>
           </w:p>
         </w:tc>
         <w:tc>
           <w:tcPr>
-            <w:tcW w:type="dxa" w:w="5312"/>
+            <w:tcW w:w="5312" w:type="dxa"/>
           </w:tcPr>
           <w:p>
-            <w:r/>
+            <w:pPr>
+              <w:spacing w:before="60" w:after="60"/>
+            </w:pPr>
             <w:r>
               <w:t>任何單位、該職位的人</w:t>
             </w:r>
@@ -1594,21 +2832,31 @@
       <w:tr>
         <w:tc>
           <w:tcPr>
-            <w:tcW w:type="dxa" w:w="4048"/>
+            <w:tcW w:w="4048" w:type="dxa"/>
           </w:tcPr>
           <w:p>
-            <w:r/>
+            <w:pPr>
+              <w:spacing w:before="60" w:after="60"/>
+            </w:pPr>
             <w:r>
-              <w:t>指定單位 + 「全體」</w:t>
+              <w:t>指定單位</w:t>
+            </w:r>
+            <w:r>
+              <w:t xml:space="preserve"> + </w:t>
+            </w:r>
+            <w:r>
+              <w:t>「全體」</w:t>
             </w:r>
           </w:p>
         </w:tc>
         <w:tc>
           <w:tcPr>
-            <w:tcW w:type="dxa" w:w="5312"/>
+            <w:tcW w:w="5312" w:type="dxa"/>
           </w:tcPr>
           <w:p>
-            <w:r/>
+            <w:pPr>
+              <w:spacing w:before="60" w:after="60"/>
+            </w:pPr>
             <w:r>
               <w:t>該單位、任何職位的人</w:t>
             </w:r>
@@ -1618,21 +2866,31 @@
       <w:tr>
         <w:tc>
           <w:tcPr>
-            <w:tcW w:type="dxa" w:w="4048"/>
+            <w:tcW w:w="4048" w:type="dxa"/>
           </w:tcPr>
           <w:p>
-            <w:r/>
+            <w:pPr>
+              <w:spacing w:before="60" w:after="60"/>
+            </w:pPr>
             <w:r>
-              <w:t>「全單位」+「全體」</w:t>
+              <w:t>「全單位」</w:t>
+            </w:r>
+            <w:r>
+              <w:t>+</w:t>
+            </w:r>
+            <w:r>
+              <w:t>「全體」</w:t>
             </w:r>
           </w:p>
         </w:tc>
         <w:tc>
           <w:tcPr>
-            <w:tcW w:type="dxa" w:w="5312"/>
+            <w:tcW w:w="5312" w:type="dxa"/>
           </w:tcPr>
           <w:p>
-            <w:r/>
+            <w:pPr>
+              <w:spacing w:before="60" w:after="60"/>
+            </w:pPr>
             <w:r>
               <w:t>全部具學員角色的人</w:t>
             </w:r>
@@ -1654,13 +2912,31 @@
         <w:t>同一組</w:t>
       </w:r>
       <w:r>
-        <w:t>的單位與職位都相符才算，不會拿甲組的單位配乙組的職位。例如設定了「國防醫學院三軍總醫院 + 護理師」與「國軍高雄總醫院 + 醫檢師」的人，不會被帶入「國防醫學院三軍總醫院 + 醫檢師」的課程。</w:t>
+        <w:t>的單位與職位都相符才算，不會拿甲組的單位配乙組的職位。例如設定了「國防醫學院三軍總醫院</w:t>
+      </w:r>
+      <w:r>
+        <w:t xml:space="preserve"> + </w:t>
+      </w:r>
+      <w:r>
+        <w:t>護理師」與「國軍高雄總醫院</w:t>
+      </w:r>
+      <w:r>
+        <w:t xml:space="preserve"> + </w:t>
+      </w:r>
+      <w:r>
+        <w:t>醫檢師」的人，不會被帶入「國防醫學院三軍總醫院</w:t>
+      </w:r>
+      <w:r>
+        <w:t xml:space="preserve"> + </w:t>
+      </w:r>
+      <w:r>
+        <w:t>醫檢師」的課程。</w:t>
       </w:r>
     </w:p>
     <w:p>
       <w:pPr>
         <w:spacing w:before="80" w:after="80"/>
-        <w:ind w:left="283" w:firstLine="0"/>
+        <w:ind w:left="283"/>
       </w:pPr>
       <w:r>
         <w:t>重要：為已具學員角色者</w:t>
@@ -1681,7 +2957,19 @@
         <w:t>立即</w:t>
       </w:r>
       <w:r>
-        <w:t>把他加入該配對涵蓋的所有已發布、未關閉課程，並寄一封列出這些課程的通知信。以「全單位 + 全體」開放給全部學員的課程不在此列，需要加入時請由課程教師以邀請碼或 Email 邀請補件。移除配對時，他已加入的課程維持不變。</w:t>
+        <w:t>把他加入該配對涵蓋的所有已發布、未關閉課程，並寄一封列出這些課程的通知信。以「全單位</w:t>
+      </w:r>
+      <w:r>
+        <w:t xml:space="preserve"> + </w:t>
+      </w:r>
+      <w:r>
+        <w:t>全體」開放給全部學員的課程不在此列，需要加入時請由課程教師以邀請碼或</w:t>
+      </w:r>
+      <w:r>
+        <w:t xml:space="preserve"> Email </w:t>
+      </w:r>
+      <w:r>
+        <w:t>邀請補件。移除配對時，他已加入的課程維持不變。</w:t>
       </w:r>
     </w:p>
     <w:p>
@@ -1689,7 +2977,16 @@
         <w:ind w:firstLine="482"/>
       </w:pPr>
       <w:r>
-        <w:t>教育訓練的單位與職位清單於 DP03 系統參數與清單維護另行管理，與文件管理的清單</w:t>
+        <w:t>教育訓練的單位與職位清單於</w:t>
+      </w:r>
+      <w:r>
+        <w:t xml:space="preserve"> DP03 </w:t>
+      </w:r>
+      <w:r>
+        <w:t>系統參</w:t>
+      </w:r>
+      <w:r>
+        <w:t>數與清單維護另行管理，與文件管理的清單</w:t>
       </w:r>
       <w:r>
         <w:rPr>
@@ -1705,41 +3002,43 @@
       <w:pPr>
         <w:pStyle w:val="1"/>
       </w:pPr>
-      <w:r>
+      <w:bookmarkStart w:id="9" w:name="_Toc243386551"/>
+      <w:r>
+        <w:lastRenderedPageBreak/>
         <w:t>參、常見訊息與處置</w:t>
       </w:r>
+      <w:bookmarkEnd w:id="9"/>
     </w:p>
     <w:p>
       <w:pPr>
         <w:pStyle w:val="2"/>
       </w:pPr>
+      <w:bookmarkStart w:id="10" w:name="_Toc243386552"/>
       <w:r>
         <w:t>一、被擋下（動作沒有完成）</w:t>
       </w:r>
+      <w:bookmarkEnd w:id="10"/>
     </w:p>
     <w:tbl>
       <w:tblPr>
         <w:tblStyle w:val="aff2"/>
-        <w:tblW w:type="auto" w:w="0"/>
+        <w:tblW w:w="0" w:type="auto"/>
         <w:tblLayout w:type="fixed"/>
-        <w:tblLook w:firstColumn="1" w:firstRow="1" w:lastColumn="0" w:lastRow="0" w:noHBand="0" w:noVBand="1" w:val="04A0"/>
-        <w:tblLayout w:type="fixed"/>
+        <w:tblLook w:val="04A0" w:firstRow="1" w:lastRow="0" w:firstColumn="1" w:lastColumn="0" w:noHBand="0" w:noVBand="1"/>
       </w:tblPr>
       <w:tblGrid>
-        <w:gridCol w:w="4680"/>
-        <w:gridCol w:w="4680"/>
+        <w:gridCol w:w="3578"/>
+        <w:gridCol w:w="5782"/>
       </w:tblGrid>
       <w:tr>
         <w:tc>
           <w:tcPr>
-            <w:tcW w:type="dxa" w:w="3578"/>
+            <w:tcW w:w="3578" w:type="dxa"/>
           </w:tcPr>
           <w:p>
-            <w:r>
-              <w:rPr>
-                <w:b/>
-              </w:rPr>
-            </w:r>
+            <w:pPr>
+              <w:spacing w:before="60" w:after="60"/>
+            </w:pPr>
             <w:r>
               <w:rPr>
                 <w:b/>
@@ -1750,14 +3049,12 @@
         </w:tc>
         <w:tc>
           <w:tcPr>
-            <w:tcW w:type="dxa" w:w="5782"/>
+            <w:tcW w:w="5782" w:type="dxa"/>
           </w:tcPr>
           <w:p>
-            <w:r>
-              <w:rPr>
-                <w:b/>
-              </w:rPr>
-            </w:r>
+            <w:pPr>
+              <w:spacing w:before="60" w:after="60"/>
+            </w:pPr>
             <w:r>
               <w:rPr>
                 <w:b/>
@@ -1770,10 +3067,12 @@
       <w:tr>
         <w:tc>
           <w:tcPr>
-            <w:tcW w:type="dxa" w:w="3578"/>
+            <w:tcW w:w="3578" w:type="dxa"/>
           </w:tcPr>
           <w:p>
-            <w:r/>
+            <w:pPr>
+              <w:spacing w:before="60" w:after="60"/>
+            </w:pPr>
             <w:r>
               <w:t>「無法取消自己的管理者角色」</w:t>
             </w:r>
@@ -1781,10 +3080,12 @@
         </w:tc>
         <w:tc>
           <w:tcPr>
-            <w:tcW w:type="dxa" w:w="5782"/>
+            <w:tcW w:w="5782" w:type="dxa"/>
           </w:tcPr>
           <w:p>
-            <w:r/>
+            <w:pPr>
+              <w:spacing w:before="60" w:after="60"/>
+            </w:pPr>
             <w:r>
               <w:t>此為保護機制，避免管理者將自身擋在管理功能外。需撤除時請另一位該模組的管理者操作</w:t>
             </w:r>
@@ -1794,10 +3095,12 @@
       <w:tr>
         <w:tc>
           <w:tcPr>
-            <w:tcW w:type="dxa" w:w="3578"/>
+            <w:tcW w:w="3578" w:type="dxa"/>
           </w:tcPr>
           <w:p>
-            <w:r/>
+            <w:pPr>
+              <w:spacing w:before="60" w:after="60"/>
+            </w:pPr>
             <w:r>
               <w:t>「此帳號已停用或鎖定，無法指派權限」</w:t>
             </w:r>
@@ -1805,12 +3108,20 @@
         </w:tc>
         <w:tc>
           <w:tcPr>
-            <w:tcW w:type="dxa" w:w="5782"/>
+            <w:tcW w:w="5782" w:type="dxa"/>
           </w:tcPr>
           <w:p>
-            <w:r/>
+            <w:pPr>
+              <w:spacing w:before="60" w:after="60"/>
+            </w:pPr>
             <w:r>
-              <w:t>先於 DP01 使用者管理啟用或解鎖該帳號，再回本作業調整</w:t>
+              <w:t>先於</w:t>
+            </w:r>
+            <w:r>
+              <w:t xml:space="preserve"> DP01 </w:t>
+            </w:r>
+            <w:r>
+              <w:t>使用者管理啟用或解鎖該帳號，再回本作業調整</w:t>
             </w:r>
           </w:p>
         </w:tc>
@@ -1818,10 +3129,12 @@
       <w:tr>
         <w:tc>
           <w:tcPr>
-            <w:tcW w:type="dxa" w:w="3578"/>
+            <w:tcW w:w="3578" w:type="dxa"/>
           </w:tcPr>
           <w:p>
-            <w:r/>
+            <w:pPr>
+              <w:spacing w:before="60" w:after="60"/>
+            </w:pPr>
             <w:r>
               <w:t>「無權限維護此模組之角色指派」</w:t>
             </w:r>
@@ -1829,10 +3142,12 @@
         </w:tc>
         <w:tc>
           <w:tcPr>
-            <w:tcW w:type="dxa" w:w="5782"/>
+            <w:tcW w:w="5782" w:type="dxa"/>
           </w:tcPr>
           <w:p>
-            <w:r/>
+            <w:pPr>
+              <w:spacing w:before="60" w:after="60"/>
+            </w:pPr>
             <w:r>
               <w:t>不具該模組的管理者身分。該模組的分頁本就不會出現，出現此訊息通常是權限剛被調整過，重新登入即可</w:t>
             </w:r>
@@ -1844,33 +3159,32 @@
       <w:pPr>
         <w:pStyle w:val="2"/>
       </w:pPr>
+      <w:bookmarkStart w:id="11" w:name="_Toc243386553"/>
       <w:r>
         <w:t>二、送出後的結果訊息</w:t>
       </w:r>
+      <w:bookmarkEnd w:id="11"/>
     </w:p>
     <w:tbl>
       <w:tblPr>
         <w:tblStyle w:val="aff2"/>
-        <w:tblW w:type="auto" w:w="0"/>
+        <w:tblW w:w="0" w:type="auto"/>
         <w:tblLayout w:type="fixed"/>
-        <w:tblLook w:firstColumn="1" w:firstRow="1" w:lastColumn="0" w:lastRow="0" w:noHBand="0" w:noVBand="1" w:val="04A0"/>
-        <w:tblLayout w:type="fixed"/>
+        <w:tblLook w:val="04A0" w:firstRow="1" w:lastRow="0" w:firstColumn="1" w:lastColumn="0" w:noHBand="0" w:noVBand="1"/>
       </w:tblPr>
       <w:tblGrid>
-        <w:gridCol w:w="4680"/>
-        <w:gridCol w:w="4680"/>
+        <w:gridCol w:w="3708"/>
+        <w:gridCol w:w="5652"/>
       </w:tblGrid>
       <w:tr>
         <w:tc>
           <w:tcPr>
-            <w:tcW w:type="dxa" w:w="3708"/>
+            <w:tcW w:w="3708" w:type="dxa"/>
           </w:tcPr>
           <w:p>
-            <w:r>
-              <w:rPr>
-                <w:b/>
-              </w:rPr>
-            </w:r>
+            <w:pPr>
+              <w:spacing w:before="60" w:after="60"/>
+            </w:pPr>
             <w:r>
               <w:rPr>
                 <w:b/>
@@ -1881,14 +3195,12 @@
         </w:tc>
         <w:tc>
           <w:tcPr>
-            <w:tcW w:type="dxa" w:w="5652"/>
+            <w:tcW w:w="5652" w:type="dxa"/>
           </w:tcPr>
           <w:p>
-            <w:r>
-              <w:rPr>
-                <w:b/>
-              </w:rPr>
-            </w:r>
+            <w:pPr>
+              <w:spacing w:before="60" w:after="60"/>
+            </w:pPr>
             <w:r>
               <w:rPr>
                 <w:b/>
@@ -1901,21 +3213,31 @@
       <w:tr>
         <w:tc>
           <w:tcPr>
-            <w:tcW w:type="dxa" w:w="3708"/>
+            <w:tcW w:w="3708" w:type="dxa"/>
           </w:tcPr>
           <w:p>
-            <w:r/>
+            <w:pPr>
+              <w:spacing w:before="60" w:after="60"/>
+            </w:pPr>
             <w:r>
-              <w:t>「角色 / 標籤已更新並即時生效」</w:t>
+              <w:t>「角色</w:t>
+            </w:r>
+            <w:r>
+              <w:t xml:space="preserve"> / </w:t>
+            </w:r>
+            <w:r>
+              <w:t>標籤已更新並即時生效」</w:t>
             </w:r>
           </w:p>
         </w:tc>
         <w:tc>
           <w:tcPr>
-            <w:tcW w:type="dxa" w:w="5652"/>
+            <w:tcW w:w="5652" w:type="dxa"/>
           </w:tcPr>
           <w:p>
-            <w:r/>
+            <w:pPr>
+              <w:spacing w:before="60" w:after="60"/>
+            </w:pPr>
             <w:r>
               <w:t>角色或授權已寫入並立即生效，該使用者下一個動作即適用新權限，不需重新登入</w:t>
             </w:r>
@@ -1927,26 +3249,29 @@
       <w:pPr>
         <w:keepNext/>
         <w:spacing w:before="160" w:after="40"/>
-        <w:ind w:left="0" w:firstLine="0"/>
         <w:jc w:val="center"/>
       </w:pPr>
       <w:r>
+        <w:rPr>
+          <w:noProof/>
+        </w:rPr>
         <w:drawing>
-          <wp:inline xmlns:a="http://schemas.openxmlformats.org/drawingml/2006/main" xmlns:pic="http://schemas.openxmlformats.org/drawingml/2006/picture">
-            <wp:extent cx="5580000" cy="2514930"/>
+          <wp:inline distT="0" distB="0" distL="0" distR="0">
+            <wp:extent cx="5282400" cy="2380800"/>
+            <wp:effectExtent l="0" t="0" r="0" b="0"/>
             <wp:docPr id="7" name="Picture 7"/>
             <wp:cNvGraphicFramePr>
-              <a:graphicFrameLocks noChangeAspect="1"/>
+              <a:graphicFrameLocks xmlns:a="http://schemas.openxmlformats.org/drawingml/2006/main" noChangeAspect="1"/>
             </wp:cNvGraphicFramePr>
-            <a:graphic>
+            <a:graphic xmlns:a="http://schemas.openxmlformats.org/drawingml/2006/main">
               <a:graphicData uri="http://schemas.openxmlformats.org/drawingml/2006/picture">
-                <pic:pic>
+                <pic:pic xmlns:pic="http://schemas.openxmlformats.org/drawingml/2006/picture">
                   <pic:nvPicPr>
                     <pic:cNvPr id="0" name="dp02-07.png"/>
                     <pic:cNvPicPr/>
                   </pic:nvPicPr>
                   <pic:blipFill>
-                    <a:blip r:embed="rId15"/>
+                    <a:blip r:embed="rId14"/>
                     <a:stretch>
                       <a:fillRect/>
                     </a:stretch>
@@ -1954,9 +3279,11 @@
                   <pic:spPr>
                     <a:xfrm>
                       <a:off x="0" y="0"/>
-                      <a:ext cx="5580000" cy="2514930"/>
+                      <a:ext cx="5282400" cy="2380800"/>
                     </a:xfrm>
-                    <a:prstGeom prst="rect"/>
+                    <a:prstGeom prst="rect">
+                      <a:avLst/>
+                    </a:prstGeom>
                   </pic:spPr>
                 </pic:pic>
               </a:graphicData>
@@ -1968,7 +3295,6 @@
     <w:p>
       <w:pPr>
         <w:spacing w:after="160"/>
-        <w:ind w:firstLine="0"/>
         <w:jc w:val="center"/>
       </w:pPr>
       <w:r>
@@ -1976,40 +3302,53 @@
           <w:color w:val="404040"/>
           <w:sz w:val="20"/>
         </w:rPr>
-        <w:t>儲存後畫面上方出現「角色 / 標籤已更新並即時生效」</w:t>
+        <w:t>儲存後畫面上方出現「角色</w:t>
+      </w:r>
+      <w:r>
+        <w:rPr>
+          <w:color w:val="404040"/>
+          <w:sz w:val="20"/>
+        </w:rPr>
+        <w:t xml:space="preserve"> / </w:t>
+      </w:r>
+      <w:r>
+        <w:rPr>
+          <w:color w:val="404040"/>
+          <w:sz w:val="20"/>
+        </w:rPr>
+        <w:t>標籤已更新並即時生效」</w:t>
       </w:r>
     </w:p>
     <w:p>
       <w:pPr>
         <w:pStyle w:val="2"/>
       </w:pPr>
+      <w:bookmarkStart w:id="12" w:name="_Toc243386554"/>
       <w:r>
         <w:t>三、其他情況</w:t>
       </w:r>
+      <w:bookmarkEnd w:id="12"/>
     </w:p>
     <w:tbl>
       <w:tblPr>
         <w:tblStyle w:val="aff2"/>
-        <w:tblW w:type="auto" w:w="0"/>
+        <w:tblW w:w="0" w:type="auto"/>
         <w:tblLayout w:type="fixed"/>
-        <w:tblLook w:firstColumn="1" w:firstRow="1" w:lastColumn="0" w:lastRow="0" w:noHBand="0" w:noVBand="1" w:val="04A0"/>
-        <w:tblLayout w:type="fixed"/>
+        <w:tblLook w:val="04A0" w:firstRow="1" w:lastRow="0" w:firstColumn="1" w:lastColumn="0" w:noHBand="0" w:noVBand="1"/>
       </w:tblPr>
       <w:tblGrid>
-        <w:gridCol w:w="4680"/>
-        <w:gridCol w:w="4680"/>
+        <w:gridCol w:w="3906"/>
+        <w:gridCol w:w="5454"/>
       </w:tblGrid>
       <w:tr>
         <w:tc>
           <w:tcPr>
-            <w:tcW w:type="dxa" w:w="3906"/>
+            <w:tcW w:w="3906" w:type="dxa"/>
           </w:tcPr>
           <w:p>
-            <w:r>
-              <w:rPr>
-                <w:b/>
-              </w:rPr>
-            </w:r>
+            <w:pPr>
+              <w:spacing w:before="60" w:after="60"/>
+            </w:pPr>
             <w:r>
               <w:rPr>
                 <w:b/>
@@ -2020,14 +3359,12 @@
         </w:tc>
         <w:tc>
           <w:tcPr>
-            <w:tcW w:type="dxa" w:w="5454"/>
+            <w:tcW w:w="5454" w:type="dxa"/>
           </w:tcPr>
           <w:p>
-            <w:r>
-              <w:rPr>
-                <w:b/>
-              </w:rPr>
-            </w:r>
+            <w:pPr>
+              <w:spacing w:before="60" w:after="60"/>
+            </w:pPr>
             <w:r>
               <w:rPr>
                 <w:b/>
@@ -2040,10 +3377,12 @@
       <w:tr>
         <w:tc>
           <w:tcPr>
-            <w:tcW w:type="dxa" w:w="3906"/>
+            <w:tcW w:w="3906" w:type="dxa"/>
           </w:tcPr>
           <w:p>
-            <w:r/>
+            <w:pPr>
+              <w:spacing w:before="60" w:after="60"/>
+            </w:pPr>
             <w:r>
               <w:t>進入後顯示「您目前無可管理的模組權限。」</w:t>
             </w:r>
@@ -2051,10 +3390,12 @@
         </w:tc>
         <w:tc>
           <w:tcPr>
-            <w:tcW w:type="dxa" w:w="5454"/>
+            <w:tcW w:w="5454" w:type="dxa"/>
           </w:tcPr>
           <w:p>
-            <w:r/>
+            <w:pPr>
+              <w:spacing w:before="60" w:after="60"/>
+            </w:pPr>
             <w:r>
               <w:t>目前不具任何模組的管理者身分。需要此權限時，請另一位該模組的管理者於本作業指派</w:t>
             </w:r>
@@ -2064,10 +3405,12 @@
       <w:tr>
         <w:tc>
           <w:tcPr>
-            <w:tcW w:type="dxa" w:w="3906"/>
+            <w:tcW w:w="3906" w:type="dxa"/>
           </w:tcPr>
           <w:p>
-            <w:r/>
+            <w:pPr>
+              <w:spacing w:before="60" w:after="60"/>
+            </w:pPr>
             <w:r>
               <w:t>只看得到一個分頁</w:t>
             </w:r>
@@ -2075,10 +3418,12 @@
         </w:tc>
         <w:tc>
           <w:tcPr>
-            <w:tcW w:type="dxa" w:w="5454"/>
+            <w:tcW w:w="5454" w:type="dxa"/>
           </w:tcPr>
           <w:p>
-            <w:r/>
+            <w:pPr>
+              <w:spacing w:before="60" w:after="60"/>
+            </w:pPr>
             <w:r>
               <w:t>僅具該模組的管理者身分，屬正常。另一個模組的角色需由該模組的管理者指派</w:t>
             </w:r>
@@ -2088,21 +3433,26 @@
       <w:tr>
         <w:tc>
           <w:tcPr>
-            <w:tcW w:type="dxa" w:w="3906"/>
+            <w:tcW w:w="3906" w:type="dxa"/>
           </w:tcPr>
           <w:p>
-            <w:r/>
+            <w:pPr>
+              <w:spacing w:before="60" w:after="60"/>
+            </w:pPr>
             <w:r>
+              <w:lastRenderedPageBreak/>
               <w:t>調整自己的角色後側邊選單隨即改變</w:t>
             </w:r>
           </w:p>
         </w:tc>
         <w:tc>
           <w:tcPr>
-            <w:tcW w:type="dxa" w:w="5454"/>
+            <w:tcW w:w="5454" w:type="dxa"/>
           </w:tcPr>
           <w:p>
-            <w:r/>
+            <w:pPr>
+              <w:spacing w:before="60" w:after="60"/>
+            </w:pPr>
             <w:r>
               <w:t>角色即時生效，功能選單會跟著重新計算，不需重新登入</w:t>
             </w:r>
@@ -2110,8 +3460,9 @@
         </w:tc>
       </w:tr>
     </w:tbl>
+    <w:p/>
     <w:sectPr>
-      <w:footerReference w:type="default" r:id="rId46"/>
+      <w:footerReference w:type="default" r:id="rId15"/>
       <w:pgSz w:w="12240" w:h="15840"/>
       <w:pgMar w:top="1440" w:right="1440" w:bottom="1440" w:left="1440" w:header="720" w:footer="720" w:gutter="0"/>
       <w:pgNumType w:start="1"/>
@@ -2152,16 +3503,6 @@
   <w:p>
     <w:pPr>
       <w:pStyle w:val="a5"/>
-    </w:pPr>
-  </w:p>
-</w:ftr>
-</file>
-
-<file path=word/footer2.xml><?xml version="1.0" encoding="utf-8"?>
-<w:ftr xmlns:wpc="http://schemas.microsoft.com/office/word/2010/wordprocessingCanvas" xmlns:cx="http://schemas.microsoft.com/office/drawing/2014/chartex" xmlns:cx1="http://schemas.microsoft.com/office/drawing/2015/9/8/chartex" xmlns:cx2="http://schemas.microsoft.com/office/drawing/2015/10/21/chartex" xmlns:cx3="http://schemas.microsoft.com/office/drawing/2016/5/9/chartex" xmlns:cx4="http://schemas.microsoft.com/office/drawing/2016/5/10/chartex" xmlns:cx5="http://schemas.microsoft.com/office/drawing/2016/5/11/chartex" xmlns:cx6="http://schemas.microsoft.com/office/drawing/2016/5/12/chartex" xmlns:cx7="http://schemas.microsoft.com/office/drawing/2016/5/13/chartex" xmlns:cx8="http://schemas.microsoft.com/office/drawing/2016/5/14/chartex" xmlns:mc="http://schemas.openxmlformats.org/markup-compatibility/2006" xmlns:aink="http://schemas.microsoft.com/office/drawing/2016/ink" xmlns:am3d="http://schemas.microsoft.com/office/drawing/2017/model3d" xmlns:o="urn:schemas-microsoft-com:office:office" xmlns:r="http://schemas.openxmlformats.org/officeDocument/2006/relationships" xmlns:m="http://schemas.openxmlformats.org/officeDocument/2006/math" xmlns:v="urn:schemas-microsoft-com:vml" xmlns:wp14="http://schemas.microsoft.com/office/word/2010/wordprocessingDrawing" xmlns:wp="http://schemas.openxmlformats.org/drawingml/2006/wordprocessingDrawing" xmlns:w10="urn:schemas-microsoft-com:office:word" xmlns:w="http://schemas.openxmlformats.org/wordprocessingml/2006/main" xmlns:w14="http://schemas.microsoft.com/office/word/2010/wordml" xmlns:w15="http://schemas.microsoft.com/office/word/2012/wordml" xmlns:w16cid="http://schemas.microsoft.com/office/word/2016/wordml/cid" xmlns:w16se="http://schemas.microsoft.com/office/word/2015/wordml/symex" xmlns:wpg="http://schemas.microsoft.com/office/word/2010/wordprocessingGroup" xmlns:wpi="http://schemas.microsoft.com/office/word/2010/wordprocessingInk" xmlns:wne="http://schemas.microsoft.com/office/word/2006/wordml" xmlns:wps="http://schemas.microsoft.com/office/word/2010/wordprocessingShape" mc:Ignorable="w14 w15 w16se w16cid wp14">
-  <w:p>
-    <w:pPr>
-      <w:pStyle w:val="a5"/>
       <w:jc w:val="center"/>
     </w:pPr>
     <w:r>
@@ -2225,7 +3566,7 @@
         <w:noProof/>
         <w:sz w:val="20"/>
       </w:rPr>
-      <w:t>39</w:t>
+      <w:t>7</w:t>
     </w:r>
     <w:r>
       <w:rPr>
@@ -2282,6 +3623,64 @@
     </w:lvl>
   </w:abstractNum>
   <w:abstractNum w:abstractNumId="1" w15:restartNumberingAfterBreak="0">
+    <w:nsid w:val="54852DCF"/>
+    <w:multiLevelType w:val="multilevel"/>
+    <w:tmpl w:val="18A6D71C"/>
+    <w:lvl w:ilvl="0">
+      <w:start w:val="1"/>
+      <w:numFmt w:val="bullet"/>
+      <w:lvlText w:val="●"/>
+      <w:lvlJc w:val="left"/>
+      <w:pPr>
+        <w:ind w:left="482" w:hanging="482"/>
+      </w:pPr>
+    </w:lvl>
+    <w:lvl w:ilvl="1">
+      <w:start w:val="1"/>
+      <w:numFmt w:val="bullet"/>
+      <w:lvlText w:val="●"/>
+      <w:lvlJc w:val="left"/>
+      <w:pPr>
+        <w:ind w:left="1440" w:hanging="480"/>
+      </w:pPr>
+    </w:lvl>
+    <w:lvl w:ilvl="2">
+      <w:numFmt w:val="decimal"/>
+      <w:lvlText w:val=""/>
+      <w:lvlJc w:val="left"/>
+    </w:lvl>
+    <w:lvl w:ilvl="3">
+      <w:numFmt w:val="decimal"/>
+      <w:lvlText w:val=""/>
+      <w:lvlJc w:val="left"/>
+    </w:lvl>
+    <w:lvl w:ilvl="4">
+      <w:numFmt w:val="decimal"/>
+      <w:lvlText w:val=""/>
+      <w:lvlJc w:val="left"/>
+    </w:lvl>
+    <w:lvl w:ilvl="5">
+      <w:numFmt w:val="decimal"/>
+      <w:lvlText w:val=""/>
+      <w:lvlJc w:val="left"/>
+    </w:lvl>
+    <w:lvl w:ilvl="6">
+      <w:numFmt w:val="decimal"/>
+      <w:lvlText w:val=""/>
+      <w:lvlJc w:val="left"/>
+    </w:lvl>
+    <w:lvl w:ilvl="7">
+      <w:numFmt w:val="decimal"/>
+      <w:lvlText w:val=""/>
+      <w:lvlJc w:val="left"/>
+    </w:lvl>
+    <w:lvl w:ilvl="8">
+      <w:numFmt w:val="decimal"/>
+      <w:lvlText w:val=""/>
+      <w:lvlJc w:val="left"/>
+    </w:lvl>
+  </w:abstractNum>
+  <w:abstractNum w:abstractNumId="2" w15:restartNumberingAfterBreak="0">
     <w:nsid w:val="7CDE1FC3"/>
     <w:multiLevelType w:val="hybridMultilevel"/>
     <w:tmpl w:val="7EACF0CE"/>
@@ -2345,17 +3744,6 @@
       <w:lvlJc w:val="left"/>
     </w:lvl>
   </w:abstractNum>
-  <w:abstractNum w:abstractNumId="900">
-    <w:lvl w:ilvl="0">
-      <w:start w:val="1"/>
-      <w:numFmt w:val="bullet"/>
-      <w:lvlText w:val="●"/>
-      <w:lvlJc w:val="left"/>
-      <w:pPr>
-        <w:ind w:left="482" w:hanging="482"/>
-      </w:pPr>
-    </w:lvl>
-  </w:abstractNum>
   <w:num w:numId="1">
     <w:abstractNumId w:val="0"/>
     <w:lvlOverride w:ilvl="0">
@@ -2375,7 +3763,7 @@
     </w:lvlOverride>
   </w:num>
   <w:num w:numId="4">
-    <w:abstractNumId w:val="1"/>
+    <w:abstractNumId w:val="2"/>
     <w:lvlOverride w:ilvl="0">
       <w:startOverride w:val="1"/>
     </w:lvlOverride>
@@ -2572,10 +3960,10 @@
       <w:startOverride w:val="1"/>
     </w:lvlOverride>
   </w:num>
+  <w:num w:numId="37">
+    <w:abstractNumId w:val="1"/>
+  </w:num>
   <w:numIdMacAtCleanup w:val="36"/>
-  <w:num w:numId="900">
-    <w:abstractNumId w:val="900"/>
-  </w:num>
 </w:numbering>
 </file>
 
@@ -14341,7 +15729,7 @@
 </file>
 
 <file path=customXml/itemProps1.xml><?xml version="1.0" encoding="utf-8"?>
-<ds:datastoreItem xmlns:ds="http://schemas.openxmlformats.org/officeDocument/2006/customXml" ds:itemID="{F5433768-CC8D-4AF3-B2C9-4B3C2D302557}">
+<ds:datastoreItem xmlns:ds="http://schemas.openxmlformats.org/officeDocument/2006/customXml" ds:itemID="{743C1DD9-1DB3-4D03-95D9-B56DC3794B78}">
   <ds:schemaRefs>
     <ds:schemaRef ds:uri="http://schemas.openxmlformats.org/officeDocument/2006/bibliography"/>
   </ds:schemaRefs>
